--- a/考勤.docx
+++ b/考勤.docx
@@ -2,951 +2,1230 @@
 <file path=word/document.xml><?xml version="1.0" encoding="utf-8"?>
 <w:document xmlns:wpc="http://schemas.microsoft.com/office/word/2010/wordprocessingCanvas" xmlns:cx="http://schemas.microsoft.com/office/drawing/2014/chartex" xmlns:cx1="http://schemas.microsoft.com/office/drawing/2015/9/8/chartex" xmlns:cx2="http://schemas.microsoft.com/office/drawing/2015/10/21/chartex" xmlns:cx3="http://schemas.microsoft.com/office/drawing/2016/5/9/chartex" xmlns:cx4="http://schemas.microsoft.com/office/drawing/2016/5/10/chartex" xmlns:cx5="http://schemas.microsoft.com/office/drawing/2016/5/11/chartex" xmlns:cx6="http://schemas.microsoft.com/office/drawing/2016/5/12/chartex" xmlns:cx7="http://schemas.microsoft.com/office/drawing/2016/5/13/chartex" xmlns:cx8="http://schemas.microsoft.com/office/drawing/2016/5/14/chartex" xmlns:mc="http://schemas.openxmlformats.org/markup-compatibility/2006" xmlns:aink="http://schemas.microsoft.com/office/drawing/2016/ink" xmlns:am3d="http://schemas.microsoft.com/office/drawing/2017/model3d" xmlns:o="urn:schemas-microsoft-com:office:office" xmlns:oel="http://schemas.microsoft.com/office/2019/extlst" xmlns:r="http://schemas.openxmlformats.org/officeDocument/2006/relationships" xmlns:m="http://schemas.openxmlformats.org/officeDocument/2006/math" xmlns:v="urn:schemas-microsoft-com:vml" xmlns:wp14="http://schemas.microsoft.com/office/word/2010/wordprocessingDrawing" xmlns:wp="http://schemas.openxmlformats.org/drawingml/2006/wordprocessingDrawing" xmlns:w10="urn:schemas-microsoft-com:office:word" xmlns:w="http://schemas.openxmlformats.org/wordprocessingml/2006/main" xmlns:w14="http://schemas.microsoft.com/office/word/2010/wordml" xmlns:w15="http://schemas.microsoft.com/office/word/2012/wordml" xmlns:w16cex="http://schemas.microsoft.com/office/word/2018/wordml/cex" xmlns:w16cid="http://schemas.microsoft.com/office/word/2016/wordml/cid" xmlns:w16="http://schemas.microsoft.com/office/word/2018/wordml" xmlns:w16du="http://schemas.microsoft.com/office/word/2023/wordml/word16du" xmlns:w16sdtdh="http://schemas.microsoft.com/office/word/2020/wordml/sdtdatahash" xmlns:w16sdtfl="http://schemas.microsoft.com/office/word/2024/wordml/sdtformatlock" xmlns:w16se="http://schemas.microsoft.com/office/word/2015/wordml/symex" xmlns:wpg="http://schemas.microsoft.com/office/word/2010/wordprocessingGroup" xmlns:wpi="http://schemas.microsoft.com/office/word/2010/wordprocessingInk" xmlns:wne="http://schemas.microsoft.com/office/word/2006/wordml" xmlns:wps="http://schemas.microsoft.com/office/word/2010/wordprocessingShape" mc:Ignorable="w14 w15 w16se w16cid w16 w16cex w16sdtdh w16sdtfl w16du wp14">
   <w:body>
+    <w:p>
+      <w:r>
+        <w:t>考勤记录</w:t>
+      </w:r>
+    </w:p>
+    <w:tbl>
+      <w:tblPr>
+        <w:tblStyle w:val="31"/>
+        <w:tblW w:w="0" w:type="auto"/>
+        <w:tblLook w:val="04A0" w:firstRow="1" w:lastRow="0" w:firstColumn="1" w:lastColumn="0" w:noHBand="0" w:noVBand="1"/>
+      </w:tblPr>
+      <w:tblGrid>
+        <w:gridCol w:w="978"/>
+        <w:gridCol w:w="1120"/>
+        <w:gridCol w:w="1120"/>
+        <w:gridCol w:w="1120"/>
+        <w:gridCol w:w="1120"/>
+        <w:gridCol w:w="1063"/>
+        <w:gridCol w:w="1134"/>
+        <w:gridCol w:w="1134"/>
+        <w:gridCol w:w="1134"/>
+        <w:gridCol w:w="1134"/>
+      </w:tblGrid>
+      <w:tr>
+        <w:trPr>
+          <w:cnfStyle w:val="100000000000" w:firstRow="1" w:lastRow="0" w:firstColumn="0" w:lastColumn="0" w:oddVBand="0" w:evenVBand="0" w:oddHBand="0" w:evenHBand="0" w:firstRowFirstColumn="0" w:firstRowLastColumn="0" w:lastRowFirstColumn="0" w:lastRowLastColumn="0"/>
+        </w:trPr>
+        <w:tc>
+          <w:tcPr>
+            <w:cnfStyle w:val="001000000100" w:firstRow="0" w:lastRow="0" w:firstColumn="1" w:lastColumn="0" w:oddVBand="0" w:evenVBand="0" w:oddHBand="0" w:evenHBand="0" w:firstRowFirstColumn="1" w:firstRowLastColumn="0" w:lastRowFirstColumn="0" w:lastRowLastColumn="0"/>
+            <w:tcW w:w="978" w:type="dxa"/>
+          </w:tcPr>
+          <w:p>
+            <w:pPr>
+              <w:rPr>
+                <w:rFonts w:hint="eastAsia"/>
+              </w:rPr>
+            </w:pPr>
+            <w:r>
+              <w:rPr>
+                <w:rFonts w:hint="eastAsia"/>
+                <w:b w:val="0"/>
+                <w:bCs w:val="0"/>
+                <w:caps w:val="0"/>
+              </w:rPr>
+              <w:t>姓名</w:t>
+            </w:r>
+          </w:p>
+        </w:tc>
+        <w:tc>
+          <w:tcPr>
+            <w:tcW w:w="1120" w:type="dxa"/>
+          </w:tcPr>
+          <w:p>
+            <w:pPr>
+              <w:cnfStyle w:val="100000000000" w:firstRow="1" w:lastRow="0" w:firstColumn="0" w:lastColumn="0" w:oddVBand="0" w:evenVBand="0" w:oddHBand="0" w:evenHBand="0" w:firstRowFirstColumn="0" w:firstRowLastColumn="0" w:lastRowFirstColumn="0" w:lastRowLastColumn="0"/>
+              <w:rPr>
+                <w:rFonts w:hint="eastAsia"/>
+              </w:rPr>
+            </w:pPr>
+            <w:r>
+              <w:rPr>
+                <w:rFonts w:hint="eastAsia"/>
+              </w:rPr>
+              <w:t>7/4</w:t>
+            </w:r>
+            <w:r>
+              <w:t>上午</w:t>
+            </w:r>
+          </w:p>
+        </w:tc>
+        <w:tc>
+          <w:tcPr>
+            <w:tcW w:w="1120" w:type="dxa"/>
+          </w:tcPr>
+          <w:p>
+            <w:pPr>
+              <w:cnfStyle w:val="100000000000" w:firstRow="1" w:lastRow="0" w:firstColumn="0" w:lastColumn="0" w:oddVBand="0" w:evenVBand="0" w:oddHBand="0" w:evenHBand="0" w:firstRowFirstColumn="0" w:firstRowLastColumn="0" w:lastRowFirstColumn="0" w:lastRowLastColumn="0"/>
+              <w:rPr>
+                <w:rFonts w:hint="eastAsia"/>
+              </w:rPr>
+            </w:pPr>
+            <w:r>
+              <w:rPr>
+                <w:rFonts w:hint="eastAsia"/>
+              </w:rPr>
+              <w:t>7/4</w:t>
+            </w:r>
+            <w:r>
+              <w:t>下午</w:t>
+            </w:r>
+          </w:p>
+        </w:tc>
+        <w:tc>
+          <w:tcPr>
+            <w:tcW w:w="1120" w:type="dxa"/>
+          </w:tcPr>
+          <w:p>
+            <w:pPr>
+              <w:cnfStyle w:val="100000000000" w:firstRow="1" w:lastRow="0" w:firstColumn="0" w:lastColumn="0" w:oddVBand="0" w:evenVBand="0" w:oddHBand="0" w:evenHBand="0" w:firstRowFirstColumn="0" w:firstRowLastColumn="0" w:lastRowFirstColumn="0" w:lastRowLastColumn="0"/>
+              <w:rPr>
+                <w:rFonts w:hint="eastAsia"/>
+              </w:rPr>
+            </w:pPr>
+            <w:r>
+              <w:rPr>
+                <w:rFonts w:hint="eastAsia"/>
+              </w:rPr>
+              <w:t>7/5</w:t>
+            </w:r>
+            <w:r>
+              <w:t>上午</w:t>
+            </w:r>
+          </w:p>
+        </w:tc>
+        <w:tc>
+          <w:tcPr>
+            <w:tcW w:w="1120" w:type="dxa"/>
+          </w:tcPr>
+          <w:p>
+            <w:pPr>
+              <w:cnfStyle w:val="100000000000" w:firstRow="1" w:lastRow="0" w:firstColumn="0" w:lastColumn="0" w:oddVBand="0" w:evenVBand="0" w:oddHBand="0" w:evenHBand="0" w:firstRowFirstColumn="0" w:firstRowLastColumn="0" w:lastRowFirstColumn="0" w:lastRowLastColumn="0"/>
+              <w:rPr>
+                <w:rFonts w:hint="eastAsia"/>
+              </w:rPr>
+            </w:pPr>
+            <w:r>
+              <w:rPr>
+                <w:rFonts w:hint="eastAsia"/>
+              </w:rPr>
+              <w:t>7/5</w:t>
+            </w:r>
+            <w:r>
+              <w:t>下午</w:t>
+            </w:r>
+          </w:p>
+        </w:tc>
+        <w:tc>
+          <w:tcPr>
+            <w:tcW w:w="1063" w:type="dxa"/>
+          </w:tcPr>
+          <w:p>
+            <w:pPr>
+              <w:cnfStyle w:val="100000000000" w:firstRow="1" w:lastRow="0" w:firstColumn="0" w:lastColumn="0" w:oddVBand="0" w:evenVBand="0" w:oddHBand="0" w:evenHBand="0" w:firstRowFirstColumn="0" w:firstRowLastColumn="0" w:lastRowFirstColumn="0" w:lastRowLastColumn="0"/>
+              <w:rPr>
+                <w:rFonts w:hint="eastAsia"/>
+              </w:rPr>
+            </w:pPr>
+            <w:r>
+              <w:rPr>
+                <w:rFonts w:hint="eastAsia"/>
+              </w:rPr>
+              <w:t>7/6下午</w:t>
+            </w:r>
+          </w:p>
+        </w:tc>
+        <w:tc>
+          <w:tcPr>
+            <w:tcW w:w="1134" w:type="dxa"/>
+          </w:tcPr>
+          <w:p>
+            <w:pPr>
+              <w:cnfStyle w:val="100000000000" w:firstRow="1" w:lastRow="0" w:firstColumn="0" w:lastColumn="0" w:oddVBand="0" w:evenVBand="0" w:oddHBand="0" w:evenHBand="0" w:firstRowFirstColumn="0" w:firstRowLastColumn="0" w:lastRowFirstColumn="0" w:lastRowLastColumn="0"/>
+              <w:rPr>
+                <w:rFonts w:hint="eastAsia"/>
+              </w:rPr>
+            </w:pPr>
+            <w:r>
+              <w:rPr>
+                <w:rFonts w:hint="eastAsia"/>
+              </w:rPr>
+              <w:t>7/7下午</w:t>
+            </w:r>
+          </w:p>
+        </w:tc>
+        <w:tc>
+          <w:tcPr>
+            <w:tcW w:w="1134" w:type="dxa"/>
+          </w:tcPr>
+          <w:p>
+            <w:pPr>
+              <w:cnfStyle w:val="100000000000" w:firstRow="1" w:lastRow="0" w:firstColumn="0" w:lastColumn="0" w:oddVBand="0" w:evenVBand="0" w:oddHBand="0" w:evenHBand="0" w:firstRowFirstColumn="0" w:firstRowLastColumn="0" w:lastRowFirstColumn="0" w:lastRowLastColumn="0"/>
+              <w:rPr>
+                <w:rFonts w:hint="eastAsia"/>
+              </w:rPr>
+            </w:pPr>
+            <w:r>
+              <w:rPr>
+                <w:rFonts w:hint="eastAsia"/>
+              </w:rPr>
+              <w:t>7/8</w:t>
+            </w:r>
+            <w:r>
+              <w:t>下午</w:t>
+            </w:r>
+          </w:p>
+        </w:tc>
+        <w:tc>
+          <w:tcPr>
+            <w:tcW w:w="1134" w:type="dxa"/>
+          </w:tcPr>
+          <w:p>
+            <w:pPr>
+              <w:cnfStyle w:val="100000000000" w:firstRow="1" w:lastRow="0" w:firstColumn="0" w:lastColumn="0" w:oddVBand="0" w:evenVBand="0" w:oddHBand="0" w:evenHBand="0" w:firstRowFirstColumn="0" w:firstRowLastColumn="0" w:lastRowFirstColumn="0" w:lastRowLastColumn="0"/>
+              <w:rPr>
+                <w:rFonts w:hint="eastAsia"/>
+              </w:rPr>
+            </w:pPr>
+            <w:r>
+              <w:rPr>
+                <w:rFonts w:hint="eastAsia"/>
+              </w:rPr>
+              <w:t>7/9</w:t>
+            </w:r>
+            <w:r>
+              <w:t>下午</w:t>
+            </w:r>
+          </w:p>
+        </w:tc>
+        <w:tc>
+          <w:tcPr>
+            <w:tcW w:w="1134" w:type="dxa"/>
+          </w:tcPr>
+          <w:p>
+            <w:pPr>
+              <w:cnfStyle w:val="100000000000" w:firstRow="1" w:lastRow="0" w:firstColumn="0" w:lastColumn="0" w:oddVBand="0" w:evenVBand="0" w:oddHBand="0" w:evenHBand="0" w:firstRowFirstColumn="0" w:firstRowLastColumn="0" w:lastRowFirstColumn="0" w:lastRowLastColumn="0"/>
+              <w:rPr>
+                <w:rFonts w:hint="eastAsia"/>
+              </w:rPr>
+            </w:pPr>
+            <w:r>
+              <w:rPr>
+                <w:rFonts w:hint="eastAsia"/>
+              </w:rPr>
+              <w:t>总分</w:t>
+            </w:r>
+          </w:p>
+        </w:tc>
+      </w:tr>
+      <w:tr>
+        <w:trPr>
+          <w:cnfStyle w:val="000000100000" w:firstRow="0" w:lastRow="0" w:firstColumn="0" w:lastColumn="0" w:oddVBand="0" w:evenVBand="0" w:oddHBand="1" w:evenHBand="0" w:firstRowFirstColumn="0" w:firstRowLastColumn="0" w:lastRowFirstColumn="0" w:lastRowLastColumn="0"/>
+        </w:trPr>
+        <w:tc>
+          <w:tcPr>
+            <w:cnfStyle w:val="001000000000" w:firstRow="0" w:lastRow="0" w:firstColumn="1" w:lastColumn="0" w:oddVBand="0" w:evenVBand="0" w:oddHBand="0" w:evenHBand="0" w:firstRowFirstColumn="0" w:firstRowLastColumn="0" w:lastRowFirstColumn="0" w:lastRowLastColumn="0"/>
+            <w:tcW w:w="978" w:type="dxa"/>
+          </w:tcPr>
+          <w:p>
+            <w:pPr>
+              <w:rPr>
+                <w:rFonts w:hint="eastAsia"/>
+              </w:rPr>
+            </w:pPr>
+            <w:r>
+              <w:rPr>
+                <w:rFonts w:hint="eastAsia"/>
+              </w:rPr>
+              <w:t>赵文彪</w:t>
+            </w:r>
+          </w:p>
+        </w:tc>
+        <w:tc>
+          <w:tcPr>
+            <w:tcW w:w="1120" w:type="dxa"/>
+          </w:tcPr>
+          <w:p>
+            <w:pPr>
+              <w:cnfStyle w:val="000000100000" w:firstRow="0" w:lastRow="0" w:firstColumn="0" w:lastColumn="0" w:oddVBand="0" w:evenVBand="0" w:oddHBand="1" w:evenHBand="0" w:firstRowFirstColumn="0" w:firstRowLastColumn="0" w:lastRowFirstColumn="0" w:lastRowLastColumn="0"/>
+              <w:rPr>
+                <w:rFonts w:hint="eastAsia"/>
+              </w:rPr>
+            </w:pPr>
+            <w:r>
+              <w:rPr>
+                <w:rFonts w:hint="eastAsia"/>
+              </w:rPr>
+              <w:t>100</w:t>
+            </w:r>
+          </w:p>
+        </w:tc>
+        <w:tc>
+          <w:tcPr>
+            <w:tcW w:w="1120" w:type="dxa"/>
+          </w:tcPr>
+          <w:p>
+            <w:pPr>
+              <w:cnfStyle w:val="000000100000" w:firstRow="0" w:lastRow="0" w:firstColumn="0" w:lastColumn="0" w:oddVBand="0" w:evenVBand="0" w:oddHBand="1" w:evenHBand="0" w:firstRowFirstColumn="0" w:firstRowLastColumn="0" w:lastRowFirstColumn="0" w:lastRowLastColumn="0"/>
+              <w:rPr>
+                <w:rFonts w:hint="eastAsia"/>
+              </w:rPr>
+            </w:pPr>
+            <w:r>
+              <w:rPr>
+                <w:rFonts w:hint="eastAsia"/>
+              </w:rPr>
+              <w:t>100</w:t>
+            </w:r>
+          </w:p>
+        </w:tc>
+        <w:tc>
+          <w:tcPr>
+            <w:tcW w:w="1120" w:type="dxa"/>
+          </w:tcPr>
+          <w:p>
+            <w:pPr>
+              <w:cnfStyle w:val="000000100000" w:firstRow="0" w:lastRow="0" w:firstColumn="0" w:lastColumn="0" w:oddVBand="0" w:evenVBand="0" w:oddHBand="1" w:evenHBand="0" w:firstRowFirstColumn="0" w:firstRowLastColumn="0" w:lastRowFirstColumn="0" w:lastRowLastColumn="0"/>
+              <w:rPr>
+                <w:rFonts w:hint="eastAsia"/>
+              </w:rPr>
+            </w:pPr>
+            <w:r>
+              <w:rPr>
+                <w:rFonts w:hint="eastAsia"/>
+              </w:rPr>
+              <w:t>100</w:t>
+            </w:r>
+          </w:p>
+        </w:tc>
+        <w:tc>
+          <w:tcPr>
+            <w:tcW w:w="1120" w:type="dxa"/>
+          </w:tcPr>
+          <w:p>
+            <w:pPr>
+              <w:cnfStyle w:val="000000100000" w:firstRow="0" w:lastRow="0" w:firstColumn="0" w:lastColumn="0" w:oddVBand="0" w:evenVBand="0" w:oddHBand="1" w:evenHBand="0" w:firstRowFirstColumn="0" w:firstRowLastColumn="0" w:lastRowFirstColumn="0" w:lastRowLastColumn="0"/>
+              <w:rPr>
+                <w:rFonts w:hint="eastAsia"/>
+              </w:rPr>
+            </w:pPr>
+            <w:r>
+              <w:rPr>
+                <w:rFonts w:hint="eastAsia"/>
+              </w:rPr>
+              <w:t>100</w:t>
+            </w:r>
+          </w:p>
+        </w:tc>
+        <w:tc>
+          <w:tcPr>
+            <w:tcW w:w="1063" w:type="dxa"/>
+          </w:tcPr>
+          <w:p>
+            <w:pPr>
+              <w:cnfStyle w:val="000000100000" w:firstRow="0" w:lastRow="0" w:firstColumn="0" w:lastColumn="0" w:oddVBand="0" w:evenVBand="0" w:oddHBand="1" w:evenHBand="0" w:firstRowFirstColumn="0" w:firstRowLastColumn="0" w:lastRowFirstColumn="0" w:lastRowLastColumn="0"/>
+              <w:rPr>
+                <w:rFonts w:hint="eastAsia"/>
+              </w:rPr>
+            </w:pPr>
+            <w:r>
+              <w:rPr>
+                <w:rFonts w:hint="eastAsia"/>
+              </w:rPr>
+              <w:t>100</w:t>
+            </w:r>
+          </w:p>
+        </w:tc>
+        <w:tc>
+          <w:tcPr>
+            <w:tcW w:w="1134" w:type="dxa"/>
+          </w:tcPr>
+          <w:p>
+            <w:pPr>
+              <w:cnfStyle w:val="000000100000" w:firstRow="0" w:lastRow="0" w:firstColumn="0" w:lastColumn="0" w:oddVBand="0" w:evenVBand="0" w:oddHBand="1" w:evenHBand="0" w:firstRowFirstColumn="0" w:firstRowLastColumn="0" w:lastRowFirstColumn="0" w:lastRowLastColumn="0"/>
+              <w:rPr>
+                <w:rFonts w:hint="eastAsia"/>
+              </w:rPr>
+            </w:pPr>
+            <w:r>
+              <w:rPr>
+                <w:rFonts w:hint="eastAsia"/>
+              </w:rPr>
+              <w:t>100</w:t>
+            </w:r>
+          </w:p>
+        </w:tc>
+        <w:tc>
+          <w:tcPr>
+            <w:tcW w:w="1134" w:type="dxa"/>
+          </w:tcPr>
+          <w:p>
+            <w:pPr>
+              <w:cnfStyle w:val="000000100000" w:firstRow="0" w:lastRow="0" w:firstColumn="0" w:lastColumn="0" w:oddVBand="0" w:evenVBand="0" w:oddHBand="1" w:evenHBand="0" w:firstRowFirstColumn="0" w:firstRowLastColumn="0" w:lastRowFirstColumn="0" w:lastRowLastColumn="0"/>
+              <w:rPr>
+                <w:rFonts w:hint="eastAsia"/>
+              </w:rPr>
+            </w:pPr>
+            <w:r>
+              <w:rPr>
+                <w:rFonts w:hint="eastAsia"/>
+              </w:rPr>
+              <w:t>100</w:t>
+            </w:r>
+          </w:p>
+        </w:tc>
+        <w:tc>
+          <w:tcPr>
+            <w:tcW w:w="1134" w:type="dxa"/>
+          </w:tcPr>
+          <w:p>
+            <w:pPr>
+              <w:cnfStyle w:val="000000100000" w:firstRow="0" w:lastRow="0" w:firstColumn="0" w:lastColumn="0" w:oddVBand="0" w:evenVBand="0" w:oddHBand="1" w:evenHBand="0" w:firstRowFirstColumn="0" w:firstRowLastColumn="0" w:lastRowFirstColumn="0" w:lastRowLastColumn="0"/>
+              <w:rPr>
+                <w:rFonts w:hint="eastAsia"/>
+              </w:rPr>
+            </w:pPr>
+            <w:r>
+              <w:rPr>
+                <w:rFonts w:hint="eastAsia"/>
+              </w:rPr>
+              <w:t>100</w:t>
+            </w:r>
+          </w:p>
+        </w:tc>
+        <w:tc>
+          <w:tcPr>
+            <w:tcW w:w="1134" w:type="dxa"/>
+          </w:tcPr>
+          <w:p>
+            <w:pPr>
+              <w:cnfStyle w:val="000000100000" w:firstRow="0" w:lastRow="0" w:firstColumn="0" w:lastColumn="0" w:oddVBand="0" w:evenVBand="0" w:oddHBand="1" w:evenHBand="0" w:firstRowFirstColumn="0" w:firstRowLastColumn="0" w:lastRowFirstColumn="0" w:lastRowLastColumn="0"/>
+              <w:rPr>
+                <w:rFonts w:hint="eastAsia"/>
+              </w:rPr>
+            </w:pPr>
+            <w:r>
+              <w:rPr>
+                <w:rFonts w:hint="eastAsia"/>
+              </w:rPr>
+              <w:t>100</w:t>
+            </w:r>
+          </w:p>
+        </w:tc>
+      </w:tr>
+      <w:tr>
+        <w:tc>
+          <w:tcPr>
+            <w:cnfStyle w:val="001000000000" w:firstRow="0" w:lastRow="0" w:firstColumn="1" w:lastColumn="0" w:oddVBand="0" w:evenVBand="0" w:oddHBand="0" w:evenHBand="0" w:firstRowFirstColumn="0" w:firstRowLastColumn="0" w:lastRowFirstColumn="0" w:lastRowLastColumn="0"/>
+            <w:tcW w:w="978" w:type="dxa"/>
+          </w:tcPr>
+          <w:p>
+            <w:pPr>
+              <w:rPr>
+                <w:rFonts w:hint="eastAsia"/>
+              </w:rPr>
+            </w:pPr>
+            <w:r>
+              <w:rPr>
+                <w:rFonts w:hint="eastAsia"/>
+              </w:rPr>
+              <w:t>石建华</w:t>
+            </w:r>
+          </w:p>
+        </w:tc>
+        <w:tc>
+          <w:tcPr>
+            <w:tcW w:w="1120" w:type="dxa"/>
+          </w:tcPr>
+          <w:p>
+            <w:pPr>
+              <w:cnfStyle w:val="000000000000" w:firstRow="0" w:lastRow="0" w:firstColumn="0" w:lastColumn="0" w:oddVBand="0" w:evenVBand="0" w:oddHBand="0" w:evenHBand="0" w:firstRowFirstColumn="0" w:firstRowLastColumn="0" w:lastRowFirstColumn="0" w:lastRowLastColumn="0"/>
+              <w:rPr>
+                <w:rFonts w:hint="eastAsia"/>
+              </w:rPr>
+            </w:pPr>
+            <w:r>
+              <w:rPr>
+                <w:rFonts w:hint="eastAsia"/>
+              </w:rPr>
+              <w:t>100</w:t>
+            </w:r>
+          </w:p>
+        </w:tc>
+        <w:tc>
+          <w:tcPr>
+            <w:tcW w:w="1120" w:type="dxa"/>
+          </w:tcPr>
+          <w:p>
+            <w:pPr>
+              <w:cnfStyle w:val="000000000000" w:firstRow="0" w:lastRow="0" w:firstColumn="0" w:lastColumn="0" w:oddVBand="0" w:evenVBand="0" w:oddHBand="0" w:evenHBand="0" w:firstRowFirstColumn="0" w:firstRowLastColumn="0" w:lastRowFirstColumn="0" w:lastRowLastColumn="0"/>
+              <w:rPr>
+                <w:rFonts w:hint="eastAsia"/>
+              </w:rPr>
+            </w:pPr>
+            <w:r>
+              <w:rPr>
+                <w:rFonts w:hint="eastAsia"/>
+              </w:rPr>
+              <w:t>100</w:t>
+            </w:r>
+          </w:p>
+        </w:tc>
+        <w:tc>
+          <w:tcPr>
+            <w:tcW w:w="1120" w:type="dxa"/>
+          </w:tcPr>
+          <w:p>
+            <w:pPr>
+              <w:cnfStyle w:val="000000000000" w:firstRow="0" w:lastRow="0" w:firstColumn="0" w:lastColumn="0" w:oddVBand="0" w:evenVBand="0" w:oddHBand="0" w:evenHBand="0" w:firstRowFirstColumn="0" w:firstRowLastColumn="0" w:lastRowFirstColumn="0" w:lastRowLastColumn="0"/>
+              <w:rPr>
+                <w:rFonts w:hint="eastAsia"/>
+              </w:rPr>
+            </w:pPr>
+            <w:r>
+              <w:rPr>
+                <w:rFonts w:hint="eastAsia"/>
+              </w:rPr>
+              <w:t>100</w:t>
+            </w:r>
+          </w:p>
+        </w:tc>
+        <w:tc>
+          <w:tcPr>
+            <w:tcW w:w="1120" w:type="dxa"/>
+          </w:tcPr>
+          <w:p>
+            <w:pPr>
+              <w:cnfStyle w:val="000000000000" w:firstRow="0" w:lastRow="0" w:firstColumn="0" w:lastColumn="0" w:oddVBand="0" w:evenVBand="0" w:oddHBand="0" w:evenHBand="0" w:firstRowFirstColumn="0" w:firstRowLastColumn="0" w:lastRowFirstColumn="0" w:lastRowLastColumn="0"/>
+              <w:rPr>
+                <w:rFonts w:hint="eastAsia"/>
+              </w:rPr>
+            </w:pPr>
+            <w:r>
+              <w:rPr>
+                <w:rFonts w:hint="eastAsia"/>
+              </w:rPr>
+              <w:t>100</w:t>
+            </w:r>
+          </w:p>
+        </w:tc>
+        <w:tc>
+          <w:tcPr>
+            <w:tcW w:w="1063" w:type="dxa"/>
+          </w:tcPr>
+          <w:p>
+            <w:pPr>
+              <w:cnfStyle w:val="000000000000" w:firstRow="0" w:lastRow="0" w:firstColumn="0" w:lastColumn="0" w:oddVBand="0" w:evenVBand="0" w:oddHBand="0" w:evenHBand="0" w:firstRowFirstColumn="0" w:firstRowLastColumn="0" w:lastRowFirstColumn="0" w:lastRowLastColumn="0"/>
+              <w:rPr>
+                <w:rFonts w:hint="eastAsia"/>
+              </w:rPr>
+            </w:pPr>
+            <w:r>
+              <w:rPr>
+                <w:rFonts w:hint="eastAsia"/>
+              </w:rPr>
+              <w:t>100</w:t>
+            </w:r>
+          </w:p>
+        </w:tc>
+        <w:tc>
+          <w:tcPr>
+            <w:tcW w:w="1134" w:type="dxa"/>
+          </w:tcPr>
+          <w:p>
+            <w:pPr>
+              <w:cnfStyle w:val="000000000000" w:firstRow="0" w:lastRow="0" w:firstColumn="0" w:lastColumn="0" w:oddVBand="0" w:evenVBand="0" w:oddHBand="0" w:evenHBand="0" w:firstRowFirstColumn="0" w:firstRowLastColumn="0" w:lastRowFirstColumn="0" w:lastRowLastColumn="0"/>
+              <w:rPr>
+                <w:rFonts w:hint="eastAsia"/>
+              </w:rPr>
+            </w:pPr>
+            <w:r>
+              <w:rPr>
+                <w:rFonts w:hint="eastAsia"/>
+              </w:rPr>
+              <w:t>100</w:t>
+            </w:r>
+          </w:p>
+        </w:tc>
+        <w:tc>
+          <w:tcPr>
+            <w:tcW w:w="1134" w:type="dxa"/>
+          </w:tcPr>
+          <w:p>
+            <w:pPr>
+              <w:cnfStyle w:val="000000000000" w:firstRow="0" w:lastRow="0" w:firstColumn="0" w:lastColumn="0" w:oddVBand="0" w:evenVBand="0" w:oddHBand="0" w:evenHBand="0" w:firstRowFirstColumn="0" w:firstRowLastColumn="0" w:lastRowFirstColumn="0" w:lastRowLastColumn="0"/>
+              <w:rPr>
+                <w:rFonts w:hint="eastAsia"/>
+              </w:rPr>
+            </w:pPr>
+            <w:r>
+              <w:rPr>
+                <w:rFonts w:hint="eastAsia"/>
+              </w:rPr>
+              <w:t>100</w:t>
+            </w:r>
+          </w:p>
+        </w:tc>
+        <w:tc>
+          <w:tcPr>
+            <w:tcW w:w="1134" w:type="dxa"/>
+          </w:tcPr>
+          <w:p>
+            <w:pPr>
+              <w:cnfStyle w:val="000000000000" w:firstRow="0" w:lastRow="0" w:firstColumn="0" w:lastColumn="0" w:oddVBand="0" w:evenVBand="0" w:oddHBand="0" w:evenHBand="0" w:firstRowFirstColumn="0" w:firstRowLastColumn="0" w:lastRowFirstColumn="0" w:lastRowLastColumn="0"/>
+              <w:rPr>
+                <w:rFonts w:hint="eastAsia"/>
+              </w:rPr>
+            </w:pPr>
+            <w:r>
+              <w:rPr>
+                <w:rFonts w:hint="eastAsia"/>
+              </w:rPr>
+              <w:t>100</w:t>
+            </w:r>
+          </w:p>
+        </w:tc>
+        <w:tc>
+          <w:tcPr>
+            <w:tcW w:w="1134" w:type="dxa"/>
+          </w:tcPr>
+          <w:p>
+            <w:pPr>
+              <w:cnfStyle w:val="000000000000" w:firstRow="0" w:lastRow="0" w:firstColumn="0" w:lastColumn="0" w:oddVBand="0" w:evenVBand="0" w:oddHBand="0" w:evenHBand="0" w:firstRowFirstColumn="0" w:firstRowLastColumn="0" w:lastRowFirstColumn="0" w:lastRowLastColumn="0"/>
+              <w:rPr>
+                <w:rFonts w:hint="eastAsia"/>
+              </w:rPr>
+            </w:pPr>
+            <w:r>
+              <w:rPr>
+                <w:rFonts w:hint="eastAsia"/>
+              </w:rPr>
+              <w:t>100</w:t>
+            </w:r>
+          </w:p>
+        </w:tc>
+      </w:tr>
+      <w:tr>
+        <w:trPr>
+          <w:cnfStyle w:val="000000100000" w:firstRow="0" w:lastRow="0" w:firstColumn="0" w:lastColumn="0" w:oddVBand="0" w:evenVBand="0" w:oddHBand="1" w:evenHBand="0" w:firstRowFirstColumn="0" w:firstRowLastColumn="0" w:lastRowFirstColumn="0" w:lastRowLastColumn="0"/>
+        </w:trPr>
+        <w:tc>
+          <w:tcPr>
+            <w:cnfStyle w:val="001000000000" w:firstRow="0" w:lastRow="0" w:firstColumn="1" w:lastColumn="0" w:oddVBand="0" w:evenVBand="0" w:oddHBand="0" w:evenHBand="0" w:firstRowFirstColumn="0" w:firstRowLastColumn="0" w:lastRowFirstColumn="0" w:lastRowLastColumn="0"/>
+            <w:tcW w:w="978" w:type="dxa"/>
+          </w:tcPr>
+          <w:p>
+            <w:pPr>
+              <w:rPr>
+                <w:rFonts w:hint="eastAsia"/>
+              </w:rPr>
+            </w:pPr>
+            <w:proofErr w:type="gramStart"/>
+            <w:r>
+              <w:rPr>
+                <w:rFonts w:hint="eastAsia"/>
+              </w:rPr>
+              <w:t>陶语涵</w:t>
+            </w:r>
+            <w:proofErr w:type="gramEnd"/>
+          </w:p>
+        </w:tc>
+        <w:tc>
+          <w:tcPr>
+            <w:tcW w:w="1120" w:type="dxa"/>
+          </w:tcPr>
+          <w:p>
+            <w:pPr>
+              <w:cnfStyle w:val="000000100000" w:firstRow="0" w:lastRow="0" w:firstColumn="0" w:lastColumn="0" w:oddVBand="0" w:evenVBand="0" w:oddHBand="1" w:evenHBand="0" w:firstRowFirstColumn="0" w:firstRowLastColumn="0" w:lastRowFirstColumn="0" w:lastRowLastColumn="0"/>
+              <w:rPr>
+                <w:rFonts w:hint="eastAsia"/>
+              </w:rPr>
+            </w:pPr>
+            <w:r>
+              <w:rPr>
+                <w:rFonts w:hint="eastAsia"/>
+              </w:rPr>
+              <w:t>100</w:t>
+            </w:r>
+          </w:p>
+        </w:tc>
+        <w:tc>
+          <w:tcPr>
+            <w:tcW w:w="1120" w:type="dxa"/>
+          </w:tcPr>
+          <w:p>
+            <w:pPr>
+              <w:cnfStyle w:val="000000100000" w:firstRow="0" w:lastRow="0" w:firstColumn="0" w:lastColumn="0" w:oddVBand="0" w:evenVBand="0" w:oddHBand="1" w:evenHBand="0" w:firstRowFirstColumn="0" w:firstRowLastColumn="0" w:lastRowFirstColumn="0" w:lastRowLastColumn="0"/>
+              <w:rPr>
+                <w:rFonts w:hint="eastAsia"/>
+              </w:rPr>
+            </w:pPr>
+            <w:r>
+              <w:rPr>
+                <w:rFonts w:hint="eastAsia"/>
+              </w:rPr>
+              <w:t>100</w:t>
+            </w:r>
+          </w:p>
+        </w:tc>
+        <w:tc>
+          <w:tcPr>
+            <w:tcW w:w="1120" w:type="dxa"/>
+          </w:tcPr>
+          <w:p>
+            <w:pPr>
+              <w:cnfStyle w:val="000000100000" w:firstRow="0" w:lastRow="0" w:firstColumn="0" w:lastColumn="0" w:oddVBand="0" w:evenVBand="0" w:oddHBand="1" w:evenHBand="0" w:firstRowFirstColumn="0" w:firstRowLastColumn="0" w:lastRowFirstColumn="0" w:lastRowLastColumn="0"/>
+              <w:rPr>
+                <w:rFonts w:hint="eastAsia"/>
+              </w:rPr>
+            </w:pPr>
+            <w:r>
+              <w:rPr>
+                <w:rFonts w:hint="eastAsia"/>
+              </w:rPr>
+              <w:t>100</w:t>
+            </w:r>
+          </w:p>
+        </w:tc>
+        <w:tc>
+          <w:tcPr>
+            <w:tcW w:w="1120" w:type="dxa"/>
+          </w:tcPr>
+          <w:p>
+            <w:pPr>
+              <w:cnfStyle w:val="000000100000" w:firstRow="0" w:lastRow="0" w:firstColumn="0" w:lastColumn="0" w:oddVBand="0" w:evenVBand="0" w:oddHBand="1" w:evenHBand="0" w:firstRowFirstColumn="0" w:firstRowLastColumn="0" w:lastRowFirstColumn="0" w:lastRowLastColumn="0"/>
+              <w:rPr>
+                <w:rFonts w:hint="eastAsia"/>
+              </w:rPr>
+            </w:pPr>
+            <w:r>
+              <w:rPr>
+                <w:rFonts w:hint="eastAsia"/>
+              </w:rPr>
+              <w:t>100</w:t>
+            </w:r>
+          </w:p>
+        </w:tc>
+        <w:tc>
+          <w:tcPr>
+            <w:tcW w:w="1063" w:type="dxa"/>
+          </w:tcPr>
+          <w:p>
+            <w:pPr>
+              <w:cnfStyle w:val="000000100000" w:firstRow="0" w:lastRow="0" w:firstColumn="0" w:lastColumn="0" w:oddVBand="0" w:evenVBand="0" w:oddHBand="1" w:evenHBand="0" w:firstRowFirstColumn="0" w:firstRowLastColumn="0" w:lastRowFirstColumn="0" w:lastRowLastColumn="0"/>
+              <w:rPr>
+                <w:rFonts w:hint="eastAsia"/>
+              </w:rPr>
+            </w:pPr>
+            <w:r>
+              <w:rPr>
+                <w:rFonts w:hint="eastAsia"/>
+              </w:rPr>
+              <w:t>100</w:t>
+            </w:r>
+          </w:p>
+        </w:tc>
+        <w:tc>
+          <w:tcPr>
+            <w:tcW w:w="1134" w:type="dxa"/>
+          </w:tcPr>
+          <w:p>
+            <w:pPr>
+              <w:cnfStyle w:val="000000100000" w:firstRow="0" w:lastRow="0" w:firstColumn="0" w:lastColumn="0" w:oddVBand="0" w:evenVBand="0" w:oddHBand="1" w:evenHBand="0" w:firstRowFirstColumn="0" w:firstRowLastColumn="0" w:lastRowFirstColumn="0" w:lastRowLastColumn="0"/>
+              <w:rPr>
+                <w:rFonts w:hint="eastAsia"/>
+              </w:rPr>
+            </w:pPr>
+            <w:r>
+              <w:rPr>
+                <w:rFonts w:hint="eastAsia"/>
+              </w:rPr>
+              <w:t>100</w:t>
+            </w:r>
+          </w:p>
+        </w:tc>
+        <w:tc>
+          <w:tcPr>
+            <w:tcW w:w="1134" w:type="dxa"/>
+          </w:tcPr>
+          <w:p>
+            <w:pPr>
+              <w:cnfStyle w:val="000000100000" w:firstRow="0" w:lastRow="0" w:firstColumn="0" w:lastColumn="0" w:oddVBand="0" w:evenVBand="0" w:oddHBand="1" w:evenHBand="0" w:firstRowFirstColumn="0" w:firstRowLastColumn="0" w:lastRowFirstColumn="0" w:lastRowLastColumn="0"/>
+              <w:rPr>
+                <w:rFonts w:hint="eastAsia"/>
+              </w:rPr>
+            </w:pPr>
+            <w:r>
+              <w:rPr>
+                <w:rFonts w:hint="eastAsia"/>
+              </w:rPr>
+              <w:t>100</w:t>
+            </w:r>
+          </w:p>
+        </w:tc>
+        <w:tc>
+          <w:tcPr>
+            <w:tcW w:w="1134" w:type="dxa"/>
+          </w:tcPr>
+          <w:p>
+            <w:pPr>
+              <w:cnfStyle w:val="000000100000" w:firstRow="0" w:lastRow="0" w:firstColumn="0" w:lastColumn="0" w:oddVBand="0" w:evenVBand="0" w:oddHBand="1" w:evenHBand="0" w:firstRowFirstColumn="0" w:firstRowLastColumn="0" w:lastRowFirstColumn="0" w:lastRowLastColumn="0"/>
+              <w:rPr>
+                <w:rFonts w:hint="eastAsia"/>
+              </w:rPr>
+            </w:pPr>
+            <w:r>
+              <w:rPr>
+                <w:rFonts w:hint="eastAsia"/>
+              </w:rPr>
+              <w:t>100</w:t>
+            </w:r>
+          </w:p>
+        </w:tc>
+        <w:tc>
+          <w:tcPr>
+            <w:tcW w:w="1134" w:type="dxa"/>
+          </w:tcPr>
+          <w:p>
+            <w:pPr>
+              <w:cnfStyle w:val="000000100000" w:firstRow="0" w:lastRow="0" w:firstColumn="0" w:lastColumn="0" w:oddVBand="0" w:evenVBand="0" w:oddHBand="1" w:evenHBand="0" w:firstRowFirstColumn="0" w:firstRowLastColumn="0" w:lastRowFirstColumn="0" w:lastRowLastColumn="0"/>
+              <w:rPr>
+                <w:rFonts w:hint="eastAsia"/>
+              </w:rPr>
+            </w:pPr>
+            <w:r>
+              <w:rPr>
+                <w:rFonts w:hint="eastAsia"/>
+              </w:rPr>
+              <w:t>100</w:t>
+            </w:r>
+          </w:p>
+        </w:tc>
+      </w:tr>
+      <w:tr>
+        <w:tc>
+          <w:tcPr>
+            <w:cnfStyle w:val="001000000000" w:firstRow="0" w:lastRow="0" w:firstColumn="1" w:lastColumn="0" w:oddVBand="0" w:evenVBand="0" w:oddHBand="0" w:evenHBand="0" w:firstRowFirstColumn="0" w:firstRowLastColumn="0" w:lastRowFirstColumn="0" w:lastRowLastColumn="0"/>
+            <w:tcW w:w="978" w:type="dxa"/>
+          </w:tcPr>
+          <w:p>
+            <w:pPr>
+              <w:rPr>
+                <w:rFonts w:hint="eastAsia"/>
+              </w:rPr>
+            </w:pPr>
+            <w:proofErr w:type="gramStart"/>
+            <w:r>
+              <w:rPr>
+                <w:rFonts w:hint="eastAsia"/>
+              </w:rPr>
+              <w:t>丁水悦</w:t>
+            </w:r>
+            <w:proofErr w:type="gramEnd"/>
+          </w:p>
+        </w:tc>
+        <w:tc>
+          <w:tcPr>
+            <w:tcW w:w="1120" w:type="dxa"/>
+          </w:tcPr>
+          <w:p>
+            <w:pPr>
+              <w:cnfStyle w:val="000000000000" w:firstRow="0" w:lastRow="0" w:firstColumn="0" w:lastColumn="0" w:oddVBand="0" w:evenVBand="0" w:oddHBand="0" w:evenHBand="0" w:firstRowFirstColumn="0" w:firstRowLastColumn="0" w:lastRowFirstColumn="0" w:lastRowLastColumn="0"/>
+              <w:rPr>
+                <w:rFonts w:hint="eastAsia"/>
+              </w:rPr>
+            </w:pPr>
+            <w:r>
+              <w:rPr>
+                <w:rFonts w:hint="eastAsia"/>
+              </w:rPr>
+              <w:t>100</w:t>
+            </w:r>
+          </w:p>
+        </w:tc>
+        <w:tc>
+          <w:tcPr>
+            <w:tcW w:w="1120" w:type="dxa"/>
+          </w:tcPr>
+          <w:p>
+            <w:pPr>
+              <w:cnfStyle w:val="000000000000" w:firstRow="0" w:lastRow="0" w:firstColumn="0" w:lastColumn="0" w:oddVBand="0" w:evenVBand="0" w:oddHBand="0" w:evenHBand="0" w:firstRowFirstColumn="0" w:firstRowLastColumn="0" w:lastRowFirstColumn="0" w:lastRowLastColumn="0"/>
+              <w:rPr>
+                <w:rFonts w:hint="eastAsia"/>
+              </w:rPr>
+            </w:pPr>
+            <w:r>
+              <w:rPr>
+                <w:rFonts w:hint="eastAsia"/>
+              </w:rPr>
+              <w:t>100</w:t>
+            </w:r>
+          </w:p>
+        </w:tc>
+        <w:tc>
+          <w:tcPr>
+            <w:tcW w:w="1120" w:type="dxa"/>
+          </w:tcPr>
+          <w:p>
+            <w:pPr>
+              <w:cnfStyle w:val="000000000000" w:firstRow="0" w:lastRow="0" w:firstColumn="0" w:lastColumn="0" w:oddVBand="0" w:evenVBand="0" w:oddHBand="0" w:evenHBand="0" w:firstRowFirstColumn="0" w:firstRowLastColumn="0" w:lastRowFirstColumn="0" w:lastRowLastColumn="0"/>
+              <w:rPr>
+                <w:rFonts w:hint="eastAsia"/>
+              </w:rPr>
+            </w:pPr>
+            <w:r>
+              <w:rPr>
+                <w:rFonts w:hint="eastAsia"/>
+              </w:rPr>
+              <w:t>100</w:t>
+            </w:r>
+          </w:p>
+        </w:tc>
+        <w:tc>
+          <w:tcPr>
+            <w:tcW w:w="1120" w:type="dxa"/>
+          </w:tcPr>
+          <w:p>
+            <w:pPr>
+              <w:cnfStyle w:val="000000000000" w:firstRow="0" w:lastRow="0" w:firstColumn="0" w:lastColumn="0" w:oddVBand="0" w:evenVBand="0" w:oddHBand="0" w:evenHBand="0" w:firstRowFirstColumn="0" w:firstRowLastColumn="0" w:lastRowFirstColumn="0" w:lastRowLastColumn="0"/>
+              <w:rPr>
+                <w:rFonts w:hint="eastAsia"/>
+              </w:rPr>
+            </w:pPr>
+            <w:r>
+              <w:rPr>
+                <w:rFonts w:hint="eastAsia"/>
+              </w:rPr>
+              <w:t>100</w:t>
+            </w:r>
+          </w:p>
+        </w:tc>
+        <w:tc>
+          <w:tcPr>
+            <w:tcW w:w="1063" w:type="dxa"/>
+          </w:tcPr>
+          <w:p>
+            <w:pPr>
+              <w:cnfStyle w:val="000000000000" w:firstRow="0" w:lastRow="0" w:firstColumn="0" w:lastColumn="0" w:oddVBand="0" w:evenVBand="0" w:oddHBand="0" w:evenHBand="0" w:firstRowFirstColumn="0" w:firstRowLastColumn="0" w:lastRowFirstColumn="0" w:lastRowLastColumn="0"/>
+              <w:rPr>
+                <w:rFonts w:hint="eastAsia"/>
+              </w:rPr>
+            </w:pPr>
+            <w:r>
+              <w:rPr>
+                <w:rFonts w:hint="eastAsia"/>
+              </w:rPr>
+              <w:t>100</w:t>
+            </w:r>
+          </w:p>
+        </w:tc>
+        <w:tc>
+          <w:tcPr>
+            <w:tcW w:w="1134" w:type="dxa"/>
+          </w:tcPr>
+          <w:p>
+            <w:pPr>
+              <w:cnfStyle w:val="000000000000" w:firstRow="0" w:lastRow="0" w:firstColumn="0" w:lastColumn="0" w:oddVBand="0" w:evenVBand="0" w:oddHBand="0" w:evenHBand="0" w:firstRowFirstColumn="0" w:firstRowLastColumn="0" w:lastRowFirstColumn="0" w:lastRowLastColumn="0"/>
+              <w:rPr>
+                <w:rFonts w:hint="eastAsia"/>
+              </w:rPr>
+            </w:pPr>
+            <w:r>
+              <w:rPr>
+                <w:rFonts w:hint="eastAsia"/>
+              </w:rPr>
+              <w:t>100</w:t>
+            </w:r>
+          </w:p>
+        </w:tc>
+        <w:tc>
+          <w:tcPr>
+            <w:tcW w:w="1134" w:type="dxa"/>
+          </w:tcPr>
+          <w:p>
+            <w:pPr>
+              <w:cnfStyle w:val="000000000000" w:firstRow="0" w:lastRow="0" w:firstColumn="0" w:lastColumn="0" w:oddVBand="0" w:evenVBand="0" w:oddHBand="0" w:evenHBand="0" w:firstRowFirstColumn="0" w:firstRowLastColumn="0" w:lastRowFirstColumn="0" w:lastRowLastColumn="0"/>
+              <w:rPr>
+                <w:rFonts w:hint="eastAsia"/>
+              </w:rPr>
+            </w:pPr>
+            <w:r>
+              <w:rPr>
+                <w:rFonts w:hint="eastAsia"/>
+              </w:rPr>
+              <w:t>100</w:t>
+            </w:r>
+          </w:p>
+        </w:tc>
+        <w:tc>
+          <w:tcPr>
+            <w:tcW w:w="1134" w:type="dxa"/>
+          </w:tcPr>
+          <w:p>
+            <w:pPr>
+              <w:cnfStyle w:val="000000000000" w:firstRow="0" w:lastRow="0" w:firstColumn="0" w:lastColumn="0" w:oddVBand="0" w:evenVBand="0" w:oddHBand="0" w:evenHBand="0" w:firstRowFirstColumn="0" w:firstRowLastColumn="0" w:lastRowFirstColumn="0" w:lastRowLastColumn="0"/>
+              <w:rPr>
+                <w:rFonts w:hint="eastAsia"/>
+              </w:rPr>
+            </w:pPr>
+            <w:r>
+              <w:rPr>
+                <w:rFonts w:hint="eastAsia"/>
+              </w:rPr>
+              <w:t>100</w:t>
+            </w:r>
+          </w:p>
+        </w:tc>
+        <w:tc>
+          <w:tcPr>
+            <w:tcW w:w="1134" w:type="dxa"/>
+          </w:tcPr>
+          <w:p>
+            <w:pPr>
+              <w:cnfStyle w:val="000000000000" w:firstRow="0" w:lastRow="0" w:firstColumn="0" w:lastColumn="0" w:oddVBand="0" w:evenVBand="0" w:oddHBand="0" w:evenHBand="0" w:firstRowFirstColumn="0" w:firstRowLastColumn="0" w:lastRowFirstColumn="0" w:lastRowLastColumn="0"/>
+              <w:rPr>
+                <w:rFonts w:hint="eastAsia"/>
+              </w:rPr>
+            </w:pPr>
+            <w:r>
+              <w:rPr>
+                <w:rFonts w:hint="eastAsia"/>
+              </w:rPr>
+              <w:t>100</w:t>
+            </w:r>
+          </w:p>
+        </w:tc>
+      </w:tr>
+      <w:tr>
+        <w:trPr>
+          <w:cnfStyle w:val="000000100000" w:firstRow="0" w:lastRow="0" w:firstColumn="0" w:lastColumn="0" w:oddVBand="0" w:evenVBand="0" w:oddHBand="1" w:evenHBand="0" w:firstRowFirstColumn="0" w:firstRowLastColumn="0" w:lastRowFirstColumn="0" w:lastRowLastColumn="0"/>
+        </w:trPr>
+        <w:tc>
+          <w:tcPr>
+            <w:cnfStyle w:val="001000000000" w:firstRow="0" w:lastRow="0" w:firstColumn="1" w:lastColumn="0" w:oddVBand="0" w:evenVBand="0" w:oddHBand="0" w:evenHBand="0" w:firstRowFirstColumn="0" w:firstRowLastColumn="0" w:lastRowFirstColumn="0" w:lastRowLastColumn="0"/>
+            <w:tcW w:w="978" w:type="dxa"/>
+          </w:tcPr>
+          <w:p>
+            <w:pPr>
+              <w:rPr>
+                <w:rFonts w:hint="eastAsia"/>
+              </w:rPr>
+            </w:pPr>
+            <w:r>
+              <w:rPr>
+                <w:rFonts w:hint="eastAsia"/>
+              </w:rPr>
+              <w:t>王艺婷</w:t>
+            </w:r>
+          </w:p>
+        </w:tc>
+        <w:tc>
+          <w:tcPr>
+            <w:tcW w:w="1120" w:type="dxa"/>
+          </w:tcPr>
+          <w:p>
+            <w:pPr>
+              <w:cnfStyle w:val="000000100000" w:firstRow="0" w:lastRow="0" w:firstColumn="0" w:lastColumn="0" w:oddVBand="0" w:evenVBand="0" w:oddHBand="1" w:evenHBand="0" w:firstRowFirstColumn="0" w:firstRowLastColumn="0" w:lastRowFirstColumn="0" w:lastRowLastColumn="0"/>
+              <w:rPr>
+                <w:rFonts w:hint="eastAsia"/>
+              </w:rPr>
+            </w:pPr>
+            <w:r>
+              <w:rPr>
+                <w:rFonts w:hint="eastAsia"/>
+              </w:rPr>
+              <w:t>100</w:t>
+            </w:r>
+          </w:p>
+        </w:tc>
+        <w:tc>
+          <w:tcPr>
+            <w:tcW w:w="1120" w:type="dxa"/>
+          </w:tcPr>
+          <w:p>
+            <w:pPr>
+              <w:cnfStyle w:val="000000100000" w:firstRow="0" w:lastRow="0" w:firstColumn="0" w:lastColumn="0" w:oddVBand="0" w:evenVBand="0" w:oddHBand="1" w:evenHBand="0" w:firstRowFirstColumn="0" w:firstRowLastColumn="0" w:lastRowFirstColumn="0" w:lastRowLastColumn="0"/>
+              <w:rPr>
+                <w:rFonts w:hint="eastAsia"/>
+              </w:rPr>
+            </w:pPr>
+            <w:r>
+              <w:rPr>
+                <w:rFonts w:hint="eastAsia"/>
+              </w:rPr>
+              <w:t>100</w:t>
+            </w:r>
+          </w:p>
+        </w:tc>
+        <w:tc>
+          <w:tcPr>
+            <w:tcW w:w="1120" w:type="dxa"/>
+          </w:tcPr>
+          <w:p>
+            <w:pPr>
+              <w:cnfStyle w:val="000000100000" w:firstRow="0" w:lastRow="0" w:firstColumn="0" w:lastColumn="0" w:oddVBand="0" w:evenVBand="0" w:oddHBand="1" w:evenHBand="0" w:firstRowFirstColumn="0" w:firstRowLastColumn="0" w:lastRowFirstColumn="0" w:lastRowLastColumn="0"/>
+              <w:rPr>
+                <w:rFonts w:hint="eastAsia"/>
+              </w:rPr>
+            </w:pPr>
+            <w:r>
+              <w:rPr>
+                <w:rFonts w:hint="eastAsia"/>
+              </w:rPr>
+              <w:t>100</w:t>
+            </w:r>
+          </w:p>
+        </w:tc>
+        <w:tc>
+          <w:tcPr>
+            <w:tcW w:w="1120" w:type="dxa"/>
+          </w:tcPr>
+          <w:p>
+            <w:pPr>
+              <w:cnfStyle w:val="000000100000" w:firstRow="0" w:lastRow="0" w:firstColumn="0" w:lastColumn="0" w:oddVBand="0" w:evenVBand="0" w:oddHBand="1" w:evenHBand="0" w:firstRowFirstColumn="0" w:firstRowLastColumn="0" w:lastRowFirstColumn="0" w:lastRowLastColumn="0"/>
+              <w:rPr>
+                <w:rFonts w:hint="eastAsia"/>
+              </w:rPr>
+            </w:pPr>
+            <w:r>
+              <w:rPr>
+                <w:rFonts w:hint="eastAsia"/>
+              </w:rPr>
+              <w:t>100</w:t>
+            </w:r>
+          </w:p>
+        </w:tc>
+        <w:tc>
+          <w:tcPr>
+            <w:tcW w:w="1063" w:type="dxa"/>
+          </w:tcPr>
+          <w:p>
+            <w:pPr>
+              <w:cnfStyle w:val="000000100000" w:firstRow="0" w:lastRow="0" w:firstColumn="0" w:lastColumn="0" w:oddVBand="0" w:evenVBand="0" w:oddHBand="1" w:evenHBand="0" w:firstRowFirstColumn="0" w:firstRowLastColumn="0" w:lastRowFirstColumn="0" w:lastRowLastColumn="0"/>
+              <w:rPr>
+                <w:rFonts w:hint="eastAsia"/>
+              </w:rPr>
+            </w:pPr>
+            <w:r>
+              <w:rPr>
+                <w:rFonts w:hint="eastAsia"/>
+              </w:rPr>
+              <w:t>100</w:t>
+            </w:r>
+          </w:p>
+        </w:tc>
+        <w:tc>
+          <w:tcPr>
+            <w:tcW w:w="1134" w:type="dxa"/>
+          </w:tcPr>
+          <w:p>
+            <w:pPr>
+              <w:cnfStyle w:val="000000100000" w:firstRow="0" w:lastRow="0" w:firstColumn="0" w:lastColumn="0" w:oddVBand="0" w:evenVBand="0" w:oddHBand="1" w:evenHBand="0" w:firstRowFirstColumn="0" w:firstRowLastColumn="0" w:lastRowFirstColumn="0" w:lastRowLastColumn="0"/>
+              <w:rPr>
+                <w:rFonts w:hint="eastAsia"/>
+              </w:rPr>
+            </w:pPr>
+            <w:r>
+              <w:rPr>
+                <w:rFonts w:hint="eastAsia"/>
+              </w:rPr>
+              <w:t>100</w:t>
+            </w:r>
+          </w:p>
+        </w:tc>
+        <w:tc>
+          <w:tcPr>
+            <w:tcW w:w="1134" w:type="dxa"/>
+          </w:tcPr>
+          <w:p>
+            <w:pPr>
+              <w:cnfStyle w:val="000000100000" w:firstRow="0" w:lastRow="0" w:firstColumn="0" w:lastColumn="0" w:oddVBand="0" w:evenVBand="0" w:oddHBand="1" w:evenHBand="0" w:firstRowFirstColumn="0" w:firstRowLastColumn="0" w:lastRowFirstColumn="0" w:lastRowLastColumn="0"/>
+              <w:rPr>
+                <w:rFonts w:hint="eastAsia"/>
+              </w:rPr>
+            </w:pPr>
+            <w:r>
+              <w:rPr>
+                <w:rFonts w:hint="eastAsia"/>
+              </w:rPr>
+              <w:t>100</w:t>
+            </w:r>
+          </w:p>
+        </w:tc>
+        <w:tc>
+          <w:tcPr>
+            <w:tcW w:w="1134" w:type="dxa"/>
+          </w:tcPr>
+          <w:p>
+            <w:pPr>
+              <w:cnfStyle w:val="000000100000" w:firstRow="0" w:lastRow="0" w:firstColumn="0" w:lastColumn="0" w:oddVBand="0" w:evenVBand="0" w:oddHBand="1" w:evenHBand="0" w:firstRowFirstColumn="0" w:firstRowLastColumn="0" w:lastRowFirstColumn="0" w:lastRowLastColumn="0"/>
+              <w:rPr>
+                <w:rFonts w:hint="eastAsia"/>
+              </w:rPr>
+            </w:pPr>
+            <w:r>
+              <w:rPr>
+                <w:rFonts w:hint="eastAsia"/>
+              </w:rPr>
+              <w:t>100</w:t>
+            </w:r>
+          </w:p>
+        </w:tc>
+        <w:tc>
+          <w:tcPr>
+            <w:tcW w:w="1134" w:type="dxa"/>
+          </w:tcPr>
+          <w:p>
+            <w:pPr>
+              <w:cnfStyle w:val="000000100000" w:firstRow="0" w:lastRow="0" w:firstColumn="0" w:lastColumn="0" w:oddVBand="0" w:evenVBand="0" w:oddHBand="1" w:evenHBand="0" w:firstRowFirstColumn="0" w:firstRowLastColumn="0" w:lastRowFirstColumn="0" w:lastRowLastColumn="0"/>
+              <w:rPr>
+                <w:rFonts w:hint="eastAsia"/>
+              </w:rPr>
+            </w:pPr>
+            <w:r>
+              <w:rPr>
+                <w:rFonts w:hint="eastAsia"/>
+              </w:rPr>
+              <w:t>100</w:t>
+            </w:r>
+          </w:p>
+        </w:tc>
+      </w:tr>
+    </w:tbl>
+    <w:p/>
     <w:p>
       <w:pPr>
         <w:rPr>
           <w:rFonts w:hint="eastAsia"/>
         </w:rPr>
       </w:pPr>
-      <w:r>
-        <w:t>考勤记录表</w:t>
-      </w:r>
     </w:p>
-    <w:tbl>
-      <w:tblPr>
-        <w:tblStyle w:val="71"/>
-        <w:tblW w:w="0" w:type="auto"/>
-        <w:tblInd w:w="-10" w:type="dxa"/>
-        <w:tblLook w:val="04A0" w:firstRow="1" w:lastRow="0" w:firstColumn="1" w:lastColumn="0" w:noHBand="0" w:noVBand="1"/>
-      </w:tblPr>
-      <w:tblGrid>
-        <w:gridCol w:w="1002"/>
-        <w:gridCol w:w="949"/>
-        <w:gridCol w:w="1059"/>
-        <w:gridCol w:w="1059"/>
-        <w:gridCol w:w="1059"/>
-        <w:gridCol w:w="1059"/>
-        <w:gridCol w:w="1059"/>
-        <w:gridCol w:w="1060"/>
-      </w:tblGrid>
-      <w:tr>
-        <w:trPr>
-          <w:cnfStyle w:val="100000000000" w:firstRow="1" w:lastRow="0" w:firstColumn="0" w:lastColumn="0" w:oddVBand="0" w:evenVBand="0" w:oddHBand="0" w:evenHBand="0" w:firstRowFirstColumn="0" w:firstRowLastColumn="0" w:lastRowFirstColumn="0" w:lastRowLastColumn="0"/>
-        </w:trPr>
-        <w:tc>
-          <w:tcPr>
-            <w:cnfStyle w:val="001000000100" w:firstRow="0" w:lastRow="0" w:firstColumn="1" w:lastColumn="0" w:oddVBand="0" w:evenVBand="0" w:oddHBand="0" w:evenHBand="0" w:firstRowFirstColumn="1" w:firstRowLastColumn="0" w:lastRowFirstColumn="0" w:lastRowLastColumn="0"/>
-            <w:tcW w:w="1002" w:type="dxa"/>
-          </w:tcPr>
-          <w:p>
-            <w:r>
-              <w:rPr>
-                <w:rFonts w:hint="eastAsia"/>
-              </w:rPr>
-              <w:t>姓名</w:t>
-            </w:r>
-          </w:p>
-        </w:tc>
-        <w:tc>
-          <w:tcPr>
-            <w:tcW w:w="949" w:type="dxa"/>
-          </w:tcPr>
-          <w:p>
-            <w:pPr>
-              <w:cnfStyle w:val="100000000000" w:firstRow="1" w:lastRow="0" w:firstColumn="0" w:lastColumn="0" w:oddVBand="0" w:evenVBand="0" w:oddHBand="0" w:evenHBand="0" w:firstRowFirstColumn="0" w:firstRowLastColumn="0" w:lastRowFirstColumn="0" w:lastRowLastColumn="0"/>
-              <w:rPr>
-                <w:rFonts w:hint="eastAsia"/>
-              </w:rPr>
-            </w:pPr>
-            <w:r>
-              <w:rPr>
-                <w:rFonts w:hint="eastAsia"/>
-              </w:rPr>
-              <w:t>7/04</w:t>
-            </w:r>
-          </w:p>
-        </w:tc>
-        <w:tc>
-          <w:tcPr>
-            <w:tcW w:w="1059" w:type="dxa"/>
-          </w:tcPr>
-          <w:p>
-            <w:pPr>
-              <w:cnfStyle w:val="100000000000" w:firstRow="1" w:lastRow="0" w:firstColumn="0" w:lastColumn="0" w:oddVBand="0" w:evenVBand="0" w:oddHBand="0" w:evenHBand="0" w:firstRowFirstColumn="0" w:firstRowLastColumn="0" w:lastRowFirstColumn="0" w:lastRowLastColumn="0"/>
-              <w:rPr>
-                <w:rFonts w:hint="eastAsia"/>
-              </w:rPr>
-            </w:pPr>
-            <w:r>
-              <w:rPr>
-                <w:rFonts w:hint="eastAsia"/>
-              </w:rPr>
-              <w:t>7/05</w:t>
-            </w:r>
-          </w:p>
-        </w:tc>
-        <w:tc>
-          <w:tcPr>
-            <w:tcW w:w="1059" w:type="dxa"/>
-          </w:tcPr>
-          <w:p>
-            <w:pPr>
-              <w:cnfStyle w:val="100000000000" w:firstRow="1" w:lastRow="0" w:firstColumn="0" w:lastColumn="0" w:oddVBand="0" w:evenVBand="0" w:oddHBand="0" w:evenHBand="0" w:firstRowFirstColumn="0" w:firstRowLastColumn="0" w:lastRowFirstColumn="0" w:lastRowLastColumn="0"/>
-              <w:rPr>
-                <w:rFonts w:hint="eastAsia"/>
-              </w:rPr>
-            </w:pPr>
-            <w:r>
-              <w:rPr>
-                <w:rFonts w:hint="eastAsia"/>
-              </w:rPr>
-              <w:t>7/06</w:t>
-            </w:r>
-          </w:p>
-        </w:tc>
-        <w:tc>
-          <w:tcPr>
-            <w:tcW w:w="1059" w:type="dxa"/>
-          </w:tcPr>
-          <w:p>
-            <w:pPr>
-              <w:cnfStyle w:val="100000000000" w:firstRow="1" w:lastRow="0" w:firstColumn="0" w:lastColumn="0" w:oddVBand="0" w:evenVBand="0" w:oddHBand="0" w:evenHBand="0" w:firstRowFirstColumn="0" w:firstRowLastColumn="0" w:lastRowFirstColumn="0" w:lastRowLastColumn="0"/>
-              <w:rPr>
-                <w:rFonts w:hint="eastAsia"/>
-              </w:rPr>
-            </w:pPr>
-            <w:r>
-              <w:rPr>
-                <w:rFonts w:hint="eastAsia"/>
-              </w:rPr>
-              <w:t>7/07</w:t>
-            </w:r>
-          </w:p>
-        </w:tc>
-        <w:tc>
-          <w:tcPr>
-            <w:tcW w:w="1059" w:type="dxa"/>
-          </w:tcPr>
-          <w:p>
-            <w:pPr>
-              <w:cnfStyle w:val="100000000000" w:firstRow="1" w:lastRow="0" w:firstColumn="0" w:lastColumn="0" w:oddVBand="0" w:evenVBand="0" w:oddHBand="0" w:evenHBand="0" w:firstRowFirstColumn="0" w:firstRowLastColumn="0" w:lastRowFirstColumn="0" w:lastRowLastColumn="0"/>
-              <w:rPr>
-                <w:rFonts w:hint="eastAsia"/>
-              </w:rPr>
-            </w:pPr>
-            <w:r>
-              <w:rPr>
-                <w:rFonts w:hint="eastAsia"/>
-              </w:rPr>
-              <w:t>7/08</w:t>
-            </w:r>
-          </w:p>
-        </w:tc>
-        <w:tc>
-          <w:tcPr>
-            <w:tcW w:w="1059" w:type="dxa"/>
-          </w:tcPr>
-          <w:p>
-            <w:pPr>
-              <w:cnfStyle w:val="100000000000" w:firstRow="1" w:lastRow="0" w:firstColumn="0" w:lastColumn="0" w:oddVBand="0" w:evenVBand="0" w:oddHBand="0" w:evenHBand="0" w:firstRowFirstColumn="0" w:firstRowLastColumn="0" w:lastRowFirstColumn="0" w:lastRowLastColumn="0"/>
-              <w:rPr>
-                <w:rFonts w:hint="eastAsia"/>
-              </w:rPr>
-            </w:pPr>
-            <w:r>
-              <w:rPr>
-                <w:rFonts w:hint="eastAsia"/>
-              </w:rPr>
-              <w:t>7/09</w:t>
-            </w:r>
-          </w:p>
-        </w:tc>
-        <w:tc>
-          <w:tcPr>
-            <w:tcW w:w="1060" w:type="dxa"/>
-          </w:tcPr>
-          <w:p>
-            <w:pPr>
-              <w:cnfStyle w:val="100000000000" w:firstRow="1" w:lastRow="0" w:firstColumn="0" w:lastColumn="0" w:oddVBand="0" w:evenVBand="0" w:oddHBand="0" w:evenHBand="0" w:firstRowFirstColumn="0" w:firstRowLastColumn="0" w:lastRowFirstColumn="0" w:lastRowLastColumn="0"/>
-              <w:rPr>
-                <w:rFonts w:hint="eastAsia"/>
-              </w:rPr>
-            </w:pPr>
-            <w:r>
-              <w:rPr>
-                <w:rFonts w:hint="eastAsia"/>
-              </w:rPr>
-              <w:t>总分</w:t>
-            </w:r>
-          </w:p>
-        </w:tc>
-      </w:tr>
-      <w:tr>
-        <w:trPr>
-          <w:cnfStyle w:val="000000100000" w:firstRow="0" w:lastRow="0" w:firstColumn="0" w:lastColumn="0" w:oddVBand="0" w:evenVBand="0" w:oddHBand="1" w:evenHBand="0" w:firstRowFirstColumn="0" w:firstRowLastColumn="0" w:lastRowFirstColumn="0" w:lastRowLastColumn="0"/>
-        </w:trPr>
-        <w:tc>
-          <w:tcPr>
-            <w:cnfStyle w:val="001000000000" w:firstRow="0" w:lastRow="0" w:firstColumn="1" w:lastColumn="0" w:oddVBand="0" w:evenVBand="0" w:oddHBand="0" w:evenHBand="0" w:firstRowFirstColumn="0" w:firstRowLastColumn="0" w:lastRowFirstColumn="0" w:lastRowLastColumn="0"/>
-            <w:tcW w:w="1002" w:type="dxa"/>
-          </w:tcPr>
-          <w:p>
-            <w:r>
-              <w:rPr>
-                <w:rFonts w:hint="eastAsia"/>
-              </w:rPr>
-              <w:t>赵文彪</w:t>
-            </w:r>
-          </w:p>
-        </w:tc>
-        <w:tc>
-          <w:tcPr>
-            <w:tcW w:w="949" w:type="dxa"/>
-          </w:tcPr>
-          <w:p>
-            <w:pPr>
-              <w:cnfStyle w:val="000000100000" w:firstRow="0" w:lastRow="0" w:firstColumn="0" w:lastColumn="0" w:oddVBand="0" w:evenVBand="0" w:oddHBand="1" w:evenHBand="0" w:firstRowFirstColumn="0" w:firstRowLastColumn="0" w:lastRowFirstColumn="0" w:lastRowLastColumn="0"/>
-            </w:pPr>
-            <w:r>
-              <w:rPr>
-                <w:rFonts w:hint="eastAsia"/>
-              </w:rPr>
-              <w:t>上午：</w:t>
-            </w:r>
-          </w:p>
-          <w:p>
-            <w:pPr>
-              <w:cnfStyle w:val="000000100000" w:firstRow="0" w:lastRow="0" w:firstColumn="0" w:lastColumn="0" w:oddVBand="0" w:evenVBand="0" w:oddHBand="1" w:evenHBand="0" w:firstRowFirstColumn="0" w:firstRowLastColumn="0" w:lastRowFirstColumn="0" w:lastRowLastColumn="0"/>
-              <w:rPr>
-                <w:rFonts w:hint="eastAsia"/>
-              </w:rPr>
-            </w:pPr>
-            <w:r>
-              <w:rPr>
-                <w:rFonts w:hint="eastAsia"/>
-              </w:rPr>
-              <w:t>下午：</w:t>
-            </w:r>
-          </w:p>
-        </w:tc>
-        <w:tc>
-          <w:tcPr>
-            <w:tcW w:w="1059" w:type="dxa"/>
-          </w:tcPr>
-          <w:p>
-            <w:pPr>
-              <w:cnfStyle w:val="000000100000" w:firstRow="0" w:lastRow="0" w:firstColumn="0" w:lastColumn="0" w:oddVBand="0" w:evenVBand="0" w:oddHBand="1" w:evenHBand="0" w:firstRowFirstColumn="0" w:firstRowLastColumn="0" w:lastRowFirstColumn="0" w:lastRowLastColumn="0"/>
-            </w:pPr>
-            <w:r>
-              <w:rPr>
-                <w:rFonts w:hint="eastAsia"/>
-              </w:rPr>
-              <w:t>上午：</w:t>
-            </w:r>
-          </w:p>
-          <w:p>
-            <w:pPr>
-              <w:cnfStyle w:val="000000100000" w:firstRow="0" w:lastRow="0" w:firstColumn="0" w:lastColumn="0" w:oddVBand="0" w:evenVBand="0" w:oddHBand="1" w:evenHBand="0" w:firstRowFirstColumn="0" w:firstRowLastColumn="0" w:lastRowFirstColumn="0" w:lastRowLastColumn="0"/>
-              <w:rPr>
-                <w:rFonts w:hint="eastAsia"/>
-              </w:rPr>
-            </w:pPr>
-            <w:r>
-              <w:rPr>
-                <w:rFonts w:hint="eastAsia"/>
-              </w:rPr>
-              <w:t>下午：</w:t>
-            </w:r>
-          </w:p>
-        </w:tc>
-        <w:tc>
-          <w:tcPr>
-            <w:tcW w:w="1059" w:type="dxa"/>
-          </w:tcPr>
-          <w:p>
-            <w:pPr>
-              <w:cnfStyle w:val="000000100000" w:firstRow="0" w:lastRow="0" w:firstColumn="0" w:lastColumn="0" w:oddVBand="0" w:evenVBand="0" w:oddHBand="1" w:evenHBand="0" w:firstRowFirstColumn="0" w:firstRowLastColumn="0" w:lastRowFirstColumn="0" w:lastRowLastColumn="0"/>
-              <w:rPr>
-                <w:rFonts w:hint="eastAsia"/>
-              </w:rPr>
-            </w:pPr>
-            <w:r>
-              <w:rPr>
-                <w:rFonts w:hint="eastAsia"/>
-              </w:rPr>
-              <w:t>下午：</w:t>
-            </w:r>
-          </w:p>
-        </w:tc>
-        <w:tc>
-          <w:tcPr>
-            <w:tcW w:w="1059" w:type="dxa"/>
-          </w:tcPr>
-          <w:p>
-            <w:pPr>
-              <w:cnfStyle w:val="000000100000" w:firstRow="0" w:lastRow="0" w:firstColumn="0" w:lastColumn="0" w:oddVBand="0" w:evenVBand="0" w:oddHBand="1" w:evenHBand="0" w:firstRowFirstColumn="0" w:firstRowLastColumn="0" w:lastRowFirstColumn="0" w:lastRowLastColumn="0"/>
-              <w:rPr>
-                <w:rFonts w:hint="eastAsia"/>
-              </w:rPr>
-            </w:pPr>
-            <w:r>
-              <w:rPr>
-                <w:rFonts w:hint="eastAsia"/>
-              </w:rPr>
-              <w:t>下午：</w:t>
-            </w:r>
-          </w:p>
-        </w:tc>
-        <w:tc>
-          <w:tcPr>
-            <w:tcW w:w="1059" w:type="dxa"/>
-          </w:tcPr>
-          <w:p>
-            <w:pPr>
-              <w:cnfStyle w:val="000000100000" w:firstRow="0" w:lastRow="0" w:firstColumn="0" w:lastColumn="0" w:oddVBand="0" w:evenVBand="0" w:oddHBand="1" w:evenHBand="0" w:firstRowFirstColumn="0" w:firstRowLastColumn="0" w:lastRowFirstColumn="0" w:lastRowLastColumn="0"/>
-            </w:pPr>
-            <w:r>
-              <w:rPr>
-                <w:rFonts w:hint="eastAsia"/>
-              </w:rPr>
-              <w:t>下午：</w:t>
-            </w:r>
-          </w:p>
-        </w:tc>
-        <w:tc>
-          <w:tcPr>
-            <w:tcW w:w="1059" w:type="dxa"/>
-          </w:tcPr>
-          <w:p>
-            <w:pPr>
-              <w:cnfStyle w:val="000000100000" w:firstRow="0" w:lastRow="0" w:firstColumn="0" w:lastColumn="0" w:oddVBand="0" w:evenVBand="0" w:oddHBand="1" w:evenHBand="0" w:firstRowFirstColumn="0" w:firstRowLastColumn="0" w:lastRowFirstColumn="0" w:lastRowLastColumn="0"/>
-            </w:pPr>
-            <w:r>
-              <w:rPr>
-                <w:rFonts w:hint="eastAsia"/>
-              </w:rPr>
-              <w:t>下午：</w:t>
-            </w:r>
-          </w:p>
-        </w:tc>
-        <w:tc>
-          <w:tcPr>
-            <w:tcW w:w="1060" w:type="dxa"/>
-          </w:tcPr>
-          <w:p>
-            <w:pPr>
-              <w:cnfStyle w:val="000000100000" w:firstRow="0" w:lastRow="0" w:firstColumn="0" w:lastColumn="0" w:oddVBand="0" w:evenVBand="0" w:oddHBand="1" w:evenHBand="0" w:firstRowFirstColumn="0" w:firstRowLastColumn="0" w:lastRowFirstColumn="0" w:lastRowLastColumn="0"/>
-            </w:pPr>
-          </w:p>
-        </w:tc>
-      </w:tr>
-      <w:tr>
-        <w:tc>
-          <w:tcPr>
-            <w:cnfStyle w:val="001000000000" w:firstRow="0" w:lastRow="0" w:firstColumn="1" w:lastColumn="0" w:oddVBand="0" w:evenVBand="0" w:oddHBand="0" w:evenHBand="0" w:firstRowFirstColumn="0" w:firstRowLastColumn="0" w:lastRowFirstColumn="0" w:lastRowLastColumn="0"/>
-            <w:tcW w:w="1002" w:type="dxa"/>
-          </w:tcPr>
-          <w:p>
-            <w:r>
-              <w:rPr>
-                <w:rFonts w:hint="eastAsia"/>
-              </w:rPr>
-              <w:t>石建华</w:t>
-            </w:r>
-          </w:p>
-        </w:tc>
-        <w:tc>
-          <w:tcPr>
-            <w:tcW w:w="949" w:type="dxa"/>
-          </w:tcPr>
-          <w:p>
-            <w:pPr>
-              <w:cnfStyle w:val="000000000000" w:firstRow="0" w:lastRow="0" w:firstColumn="0" w:lastColumn="0" w:oddVBand="0" w:evenVBand="0" w:oddHBand="0" w:evenHBand="0" w:firstRowFirstColumn="0" w:firstRowLastColumn="0" w:lastRowFirstColumn="0" w:lastRowLastColumn="0"/>
-            </w:pPr>
-            <w:r>
-              <w:rPr>
-                <w:rFonts w:hint="eastAsia"/>
-              </w:rPr>
-              <w:t>上午：</w:t>
-            </w:r>
-          </w:p>
-          <w:p>
-            <w:pPr>
-              <w:cnfStyle w:val="000000000000" w:firstRow="0" w:lastRow="0" w:firstColumn="0" w:lastColumn="0" w:oddVBand="0" w:evenVBand="0" w:oddHBand="0" w:evenHBand="0" w:firstRowFirstColumn="0" w:firstRowLastColumn="0" w:lastRowFirstColumn="0" w:lastRowLastColumn="0"/>
-              <w:rPr>
-                <w:rFonts w:hint="eastAsia"/>
-              </w:rPr>
-            </w:pPr>
-            <w:r>
-              <w:rPr>
-                <w:rFonts w:hint="eastAsia"/>
-              </w:rPr>
-              <w:t>下午：</w:t>
-            </w:r>
-          </w:p>
-        </w:tc>
-        <w:tc>
-          <w:tcPr>
-            <w:tcW w:w="1059" w:type="dxa"/>
-          </w:tcPr>
-          <w:p>
-            <w:pPr>
-              <w:cnfStyle w:val="000000000000" w:firstRow="0" w:lastRow="0" w:firstColumn="0" w:lastColumn="0" w:oddVBand="0" w:evenVBand="0" w:oddHBand="0" w:evenHBand="0" w:firstRowFirstColumn="0" w:firstRowLastColumn="0" w:lastRowFirstColumn="0" w:lastRowLastColumn="0"/>
-            </w:pPr>
-            <w:r>
-              <w:rPr>
-                <w:rFonts w:hint="eastAsia"/>
-              </w:rPr>
-              <w:t>上午:</w:t>
-            </w:r>
-          </w:p>
-          <w:p>
-            <w:pPr>
-              <w:cnfStyle w:val="000000000000" w:firstRow="0" w:lastRow="0" w:firstColumn="0" w:lastColumn="0" w:oddVBand="0" w:evenVBand="0" w:oddHBand="0" w:evenHBand="0" w:firstRowFirstColumn="0" w:firstRowLastColumn="0" w:lastRowFirstColumn="0" w:lastRowLastColumn="0"/>
-              <w:rPr>
-                <w:rFonts w:hint="eastAsia"/>
-              </w:rPr>
-            </w:pPr>
-            <w:r>
-              <w:rPr>
-                <w:rFonts w:hint="eastAsia"/>
-              </w:rPr>
-              <w:t>下午:</w:t>
-            </w:r>
-          </w:p>
-        </w:tc>
-        <w:tc>
-          <w:tcPr>
-            <w:tcW w:w="1059" w:type="dxa"/>
-          </w:tcPr>
-          <w:p>
-            <w:pPr>
-              <w:cnfStyle w:val="000000000000" w:firstRow="0" w:lastRow="0" w:firstColumn="0" w:lastColumn="0" w:oddVBand="0" w:evenVBand="0" w:oddHBand="0" w:evenHBand="0" w:firstRowFirstColumn="0" w:firstRowLastColumn="0" w:lastRowFirstColumn="0" w:lastRowLastColumn="0"/>
-            </w:pPr>
-            <w:r>
-              <w:rPr>
-                <w:rFonts w:hint="eastAsia"/>
-              </w:rPr>
-              <w:t>下午：</w:t>
-            </w:r>
-          </w:p>
-        </w:tc>
-        <w:tc>
-          <w:tcPr>
-            <w:tcW w:w="1059" w:type="dxa"/>
-          </w:tcPr>
-          <w:p>
-            <w:pPr>
-              <w:cnfStyle w:val="000000000000" w:firstRow="0" w:lastRow="0" w:firstColumn="0" w:lastColumn="0" w:oddVBand="0" w:evenVBand="0" w:oddHBand="0" w:evenHBand="0" w:firstRowFirstColumn="0" w:firstRowLastColumn="0" w:lastRowFirstColumn="0" w:lastRowLastColumn="0"/>
-            </w:pPr>
-            <w:r>
-              <w:rPr>
-                <w:rFonts w:hint="eastAsia"/>
-              </w:rPr>
-              <w:t>下午：</w:t>
-            </w:r>
-          </w:p>
-        </w:tc>
-        <w:tc>
-          <w:tcPr>
-            <w:tcW w:w="1059" w:type="dxa"/>
-          </w:tcPr>
-          <w:p>
-            <w:pPr>
-              <w:cnfStyle w:val="000000000000" w:firstRow="0" w:lastRow="0" w:firstColumn="0" w:lastColumn="0" w:oddVBand="0" w:evenVBand="0" w:oddHBand="0" w:evenHBand="0" w:firstRowFirstColumn="0" w:firstRowLastColumn="0" w:lastRowFirstColumn="0" w:lastRowLastColumn="0"/>
-            </w:pPr>
-            <w:r>
-              <w:rPr>
-                <w:rFonts w:hint="eastAsia"/>
-              </w:rPr>
-              <w:t>下午：</w:t>
-            </w:r>
-          </w:p>
-        </w:tc>
-        <w:tc>
-          <w:tcPr>
-            <w:tcW w:w="1059" w:type="dxa"/>
-          </w:tcPr>
-          <w:p>
-            <w:pPr>
-              <w:cnfStyle w:val="000000000000" w:firstRow="0" w:lastRow="0" w:firstColumn="0" w:lastColumn="0" w:oddVBand="0" w:evenVBand="0" w:oddHBand="0" w:evenHBand="0" w:firstRowFirstColumn="0" w:firstRowLastColumn="0" w:lastRowFirstColumn="0" w:lastRowLastColumn="0"/>
-            </w:pPr>
-            <w:r>
-              <w:rPr>
-                <w:rFonts w:hint="eastAsia"/>
-              </w:rPr>
-              <w:t>下午：</w:t>
-            </w:r>
-          </w:p>
-        </w:tc>
-        <w:tc>
-          <w:tcPr>
-            <w:tcW w:w="1060" w:type="dxa"/>
-          </w:tcPr>
-          <w:p>
-            <w:pPr>
-              <w:cnfStyle w:val="000000000000" w:firstRow="0" w:lastRow="0" w:firstColumn="0" w:lastColumn="0" w:oddVBand="0" w:evenVBand="0" w:oddHBand="0" w:evenHBand="0" w:firstRowFirstColumn="0" w:firstRowLastColumn="0" w:lastRowFirstColumn="0" w:lastRowLastColumn="0"/>
-            </w:pPr>
-          </w:p>
-        </w:tc>
-      </w:tr>
-      <w:tr>
-        <w:trPr>
-          <w:cnfStyle w:val="000000100000" w:firstRow="0" w:lastRow="0" w:firstColumn="0" w:lastColumn="0" w:oddVBand="0" w:evenVBand="0" w:oddHBand="1" w:evenHBand="0" w:firstRowFirstColumn="0" w:firstRowLastColumn="0" w:lastRowFirstColumn="0" w:lastRowLastColumn="0"/>
-        </w:trPr>
-        <w:tc>
-          <w:tcPr>
-            <w:cnfStyle w:val="001000000000" w:firstRow="0" w:lastRow="0" w:firstColumn="1" w:lastColumn="0" w:oddVBand="0" w:evenVBand="0" w:oddHBand="0" w:evenHBand="0" w:firstRowFirstColumn="0" w:firstRowLastColumn="0" w:lastRowFirstColumn="0" w:lastRowLastColumn="0"/>
-            <w:tcW w:w="1002" w:type="dxa"/>
-          </w:tcPr>
-          <w:p>
-            <w:proofErr w:type="gramStart"/>
-            <w:r>
-              <w:rPr>
-                <w:rFonts w:hint="eastAsia"/>
-              </w:rPr>
-              <w:t>陶语涵</w:t>
-            </w:r>
-            <w:proofErr w:type="gramEnd"/>
-          </w:p>
-        </w:tc>
-        <w:tc>
-          <w:tcPr>
-            <w:tcW w:w="949" w:type="dxa"/>
-          </w:tcPr>
-          <w:p>
-            <w:pPr>
-              <w:cnfStyle w:val="000000100000" w:firstRow="0" w:lastRow="0" w:firstColumn="0" w:lastColumn="0" w:oddVBand="0" w:evenVBand="0" w:oddHBand="1" w:evenHBand="0" w:firstRowFirstColumn="0" w:firstRowLastColumn="0" w:lastRowFirstColumn="0" w:lastRowLastColumn="0"/>
-            </w:pPr>
-            <w:r>
-              <w:rPr>
-                <w:rFonts w:hint="eastAsia"/>
-              </w:rPr>
-              <w:t>上午：</w:t>
-            </w:r>
-          </w:p>
-          <w:p>
-            <w:pPr>
-              <w:cnfStyle w:val="000000100000" w:firstRow="0" w:lastRow="0" w:firstColumn="0" w:lastColumn="0" w:oddVBand="0" w:evenVBand="0" w:oddHBand="1" w:evenHBand="0" w:firstRowFirstColumn="0" w:firstRowLastColumn="0" w:lastRowFirstColumn="0" w:lastRowLastColumn="0"/>
-              <w:rPr>
-                <w:rFonts w:hint="eastAsia"/>
-              </w:rPr>
-            </w:pPr>
-            <w:r>
-              <w:rPr>
-                <w:rFonts w:hint="eastAsia"/>
-              </w:rPr>
-              <w:t>下午：</w:t>
-            </w:r>
-          </w:p>
-        </w:tc>
-        <w:tc>
-          <w:tcPr>
-            <w:tcW w:w="1059" w:type="dxa"/>
-          </w:tcPr>
-          <w:p>
-            <w:pPr>
-              <w:cnfStyle w:val="000000100000" w:firstRow="0" w:lastRow="0" w:firstColumn="0" w:lastColumn="0" w:oddVBand="0" w:evenVBand="0" w:oddHBand="1" w:evenHBand="0" w:firstRowFirstColumn="0" w:firstRowLastColumn="0" w:lastRowFirstColumn="0" w:lastRowLastColumn="0"/>
-            </w:pPr>
-            <w:r>
-              <w:rPr>
-                <w:rFonts w:hint="eastAsia"/>
-              </w:rPr>
-              <w:t>上午:</w:t>
-            </w:r>
-          </w:p>
-          <w:p>
-            <w:pPr>
-              <w:cnfStyle w:val="000000100000" w:firstRow="0" w:lastRow="0" w:firstColumn="0" w:lastColumn="0" w:oddVBand="0" w:evenVBand="0" w:oddHBand="1" w:evenHBand="0" w:firstRowFirstColumn="0" w:firstRowLastColumn="0" w:lastRowFirstColumn="0" w:lastRowLastColumn="0"/>
-            </w:pPr>
-            <w:r>
-              <w:rPr>
-                <w:rFonts w:hint="eastAsia"/>
-              </w:rPr>
-              <w:t>下午:</w:t>
-            </w:r>
-          </w:p>
-        </w:tc>
-        <w:tc>
-          <w:tcPr>
-            <w:tcW w:w="1059" w:type="dxa"/>
-          </w:tcPr>
-          <w:p>
-            <w:pPr>
-              <w:cnfStyle w:val="000000100000" w:firstRow="0" w:lastRow="0" w:firstColumn="0" w:lastColumn="0" w:oddVBand="0" w:evenVBand="0" w:oddHBand="1" w:evenHBand="0" w:firstRowFirstColumn="0" w:firstRowLastColumn="0" w:lastRowFirstColumn="0" w:lastRowLastColumn="0"/>
-            </w:pPr>
-            <w:r>
-              <w:rPr>
-                <w:rFonts w:hint="eastAsia"/>
-              </w:rPr>
-              <w:t>下午：</w:t>
-            </w:r>
-          </w:p>
-        </w:tc>
-        <w:tc>
-          <w:tcPr>
-            <w:tcW w:w="1059" w:type="dxa"/>
-          </w:tcPr>
-          <w:p>
-            <w:pPr>
-              <w:cnfStyle w:val="000000100000" w:firstRow="0" w:lastRow="0" w:firstColumn="0" w:lastColumn="0" w:oddVBand="0" w:evenVBand="0" w:oddHBand="1" w:evenHBand="0" w:firstRowFirstColumn="0" w:firstRowLastColumn="0" w:lastRowFirstColumn="0" w:lastRowLastColumn="0"/>
-            </w:pPr>
-            <w:r>
-              <w:rPr>
-                <w:rFonts w:hint="eastAsia"/>
-              </w:rPr>
-              <w:t>下午：</w:t>
-            </w:r>
-          </w:p>
-        </w:tc>
-        <w:tc>
-          <w:tcPr>
-            <w:tcW w:w="1059" w:type="dxa"/>
-          </w:tcPr>
-          <w:p>
-            <w:pPr>
-              <w:cnfStyle w:val="000000100000" w:firstRow="0" w:lastRow="0" w:firstColumn="0" w:lastColumn="0" w:oddVBand="0" w:evenVBand="0" w:oddHBand="1" w:evenHBand="0" w:firstRowFirstColumn="0" w:firstRowLastColumn="0" w:lastRowFirstColumn="0" w:lastRowLastColumn="0"/>
-            </w:pPr>
-            <w:r>
-              <w:rPr>
-                <w:rFonts w:hint="eastAsia"/>
-              </w:rPr>
-              <w:t>下午：</w:t>
-            </w:r>
-          </w:p>
-        </w:tc>
-        <w:tc>
-          <w:tcPr>
-            <w:tcW w:w="1059" w:type="dxa"/>
-          </w:tcPr>
-          <w:p>
-            <w:pPr>
-              <w:cnfStyle w:val="000000100000" w:firstRow="0" w:lastRow="0" w:firstColumn="0" w:lastColumn="0" w:oddVBand="0" w:evenVBand="0" w:oddHBand="1" w:evenHBand="0" w:firstRowFirstColumn="0" w:firstRowLastColumn="0" w:lastRowFirstColumn="0" w:lastRowLastColumn="0"/>
-            </w:pPr>
-            <w:r>
-              <w:rPr>
-                <w:rFonts w:hint="eastAsia"/>
-              </w:rPr>
-              <w:t>下午：</w:t>
-            </w:r>
-          </w:p>
-        </w:tc>
-        <w:tc>
-          <w:tcPr>
-            <w:tcW w:w="1060" w:type="dxa"/>
-          </w:tcPr>
-          <w:p>
-            <w:pPr>
-              <w:cnfStyle w:val="000000100000" w:firstRow="0" w:lastRow="0" w:firstColumn="0" w:lastColumn="0" w:oddVBand="0" w:evenVBand="0" w:oddHBand="1" w:evenHBand="0" w:firstRowFirstColumn="0" w:firstRowLastColumn="0" w:lastRowFirstColumn="0" w:lastRowLastColumn="0"/>
-            </w:pPr>
-          </w:p>
-        </w:tc>
-      </w:tr>
-      <w:tr>
-        <w:tc>
-          <w:tcPr>
-            <w:cnfStyle w:val="001000000000" w:firstRow="0" w:lastRow="0" w:firstColumn="1" w:lastColumn="0" w:oddVBand="0" w:evenVBand="0" w:oddHBand="0" w:evenHBand="0" w:firstRowFirstColumn="0" w:firstRowLastColumn="0" w:lastRowFirstColumn="0" w:lastRowLastColumn="0"/>
-            <w:tcW w:w="1002" w:type="dxa"/>
-          </w:tcPr>
-          <w:p>
-            <w:proofErr w:type="gramStart"/>
-            <w:r>
-              <w:rPr>
-                <w:rFonts w:hint="eastAsia"/>
-              </w:rPr>
-              <w:t>丁水悦</w:t>
-            </w:r>
-            <w:proofErr w:type="gramEnd"/>
-          </w:p>
-        </w:tc>
-        <w:tc>
-          <w:tcPr>
-            <w:tcW w:w="949" w:type="dxa"/>
-          </w:tcPr>
-          <w:p>
-            <w:pPr>
-              <w:cnfStyle w:val="000000000000" w:firstRow="0" w:lastRow="0" w:firstColumn="0" w:lastColumn="0" w:oddVBand="0" w:evenVBand="0" w:oddHBand="0" w:evenHBand="0" w:firstRowFirstColumn="0" w:firstRowLastColumn="0" w:lastRowFirstColumn="0" w:lastRowLastColumn="0"/>
-            </w:pPr>
-            <w:r>
-              <w:rPr>
-                <w:rFonts w:hint="eastAsia"/>
-              </w:rPr>
-              <w:t>上午：</w:t>
-            </w:r>
-          </w:p>
-          <w:p>
-            <w:pPr>
-              <w:cnfStyle w:val="000000000000" w:firstRow="0" w:lastRow="0" w:firstColumn="0" w:lastColumn="0" w:oddVBand="0" w:evenVBand="0" w:oddHBand="0" w:evenHBand="0" w:firstRowFirstColumn="0" w:firstRowLastColumn="0" w:lastRowFirstColumn="0" w:lastRowLastColumn="0"/>
-              <w:rPr>
-                <w:rFonts w:hint="eastAsia"/>
-              </w:rPr>
-            </w:pPr>
-            <w:r>
-              <w:rPr>
-                <w:rFonts w:hint="eastAsia"/>
-              </w:rPr>
-              <w:t>下午：</w:t>
-            </w:r>
-          </w:p>
-        </w:tc>
-        <w:tc>
-          <w:tcPr>
-            <w:tcW w:w="1059" w:type="dxa"/>
-          </w:tcPr>
-          <w:p>
-            <w:pPr>
-              <w:cnfStyle w:val="000000000000" w:firstRow="0" w:lastRow="0" w:firstColumn="0" w:lastColumn="0" w:oddVBand="0" w:evenVBand="0" w:oddHBand="0" w:evenHBand="0" w:firstRowFirstColumn="0" w:firstRowLastColumn="0" w:lastRowFirstColumn="0" w:lastRowLastColumn="0"/>
-            </w:pPr>
-            <w:r>
-              <w:rPr>
-                <w:rFonts w:hint="eastAsia"/>
-              </w:rPr>
-              <w:t>上午:</w:t>
-            </w:r>
-          </w:p>
-          <w:p>
-            <w:pPr>
-              <w:cnfStyle w:val="000000000000" w:firstRow="0" w:lastRow="0" w:firstColumn="0" w:lastColumn="0" w:oddVBand="0" w:evenVBand="0" w:oddHBand="0" w:evenHBand="0" w:firstRowFirstColumn="0" w:firstRowLastColumn="0" w:lastRowFirstColumn="0" w:lastRowLastColumn="0"/>
-            </w:pPr>
-            <w:r>
-              <w:rPr>
-                <w:rFonts w:hint="eastAsia"/>
-              </w:rPr>
-              <w:t>下午:</w:t>
-            </w:r>
-          </w:p>
-        </w:tc>
-        <w:tc>
-          <w:tcPr>
-            <w:tcW w:w="1059" w:type="dxa"/>
-          </w:tcPr>
-          <w:p>
-            <w:pPr>
-              <w:cnfStyle w:val="000000000000" w:firstRow="0" w:lastRow="0" w:firstColumn="0" w:lastColumn="0" w:oddVBand="0" w:evenVBand="0" w:oddHBand="0" w:evenHBand="0" w:firstRowFirstColumn="0" w:firstRowLastColumn="0" w:lastRowFirstColumn="0" w:lastRowLastColumn="0"/>
-            </w:pPr>
-            <w:r>
-              <w:rPr>
-                <w:rFonts w:hint="eastAsia"/>
-              </w:rPr>
-              <w:t>下午：</w:t>
-            </w:r>
-          </w:p>
-        </w:tc>
-        <w:tc>
-          <w:tcPr>
-            <w:tcW w:w="1059" w:type="dxa"/>
-          </w:tcPr>
-          <w:p>
-            <w:pPr>
-              <w:cnfStyle w:val="000000000000" w:firstRow="0" w:lastRow="0" w:firstColumn="0" w:lastColumn="0" w:oddVBand="0" w:evenVBand="0" w:oddHBand="0" w:evenHBand="0" w:firstRowFirstColumn="0" w:firstRowLastColumn="0" w:lastRowFirstColumn="0" w:lastRowLastColumn="0"/>
-            </w:pPr>
-            <w:r>
-              <w:rPr>
-                <w:rFonts w:hint="eastAsia"/>
-              </w:rPr>
-              <w:t>下午：</w:t>
-            </w:r>
-          </w:p>
-        </w:tc>
-        <w:tc>
-          <w:tcPr>
-            <w:tcW w:w="1059" w:type="dxa"/>
-          </w:tcPr>
-          <w:p>
-            <w:pPr>
-              <w:cnfStyle w:val="000000000000" w:firstRow="0" w:lastRow="0" w:firstColumn="0" w:lastColumn="0" w:oddVBand="0" w:evenVBand="0" w:oddHBand="0" w:evenHBand="0" w:firstRowFirstColumn="0" w:firstRowLastColumn="0" w:lastRowFirstColumn="0" w:lastRowLastColumn="0"/>
-            </w:pPr>
-            <w:r>
-              <w:rPr>
-                <w:rFonts w:hint="eastAsia"/>
-              </w:rPr>
-              <w:t>下午：</w:t>
-            </w:r>
-          </w:p>
-        </w:tc>
-        <w:tc>
-          <w:tcPr>
-            <w:tcW w:w="1059" w:type="dxa"/>
-          </w:tcPr>
-          <w:p>
-            <w:pPr>
-              <w:cnfStyle w:val="000000000000" w:firstRow="0" w:lastRow="0" w:firstColumn="0" w:lastColumn="0" w:oddVBand="0" w:evenVBand="0" w:oddHBand="0" w:evenHBand="0" w:firstRowFirstColumn="0" w:firstRowLastColumn="0" w:lastRowFirstColumn="0" w:lastRowLastColumn="0"/>
-            </w:pPr>
-            <w:r>
-              <w:rPr>
-                <w:rFonts w:hint="eastAsia"/>
-              </w:rPr>
-              <w:t>下午：</w:t>
-            </w:r>
-          </w:p>
-        </w:tc>
-        <w:tc>
-          <w:tcPr>
-            <w:tcW w:w="1060" w:type="dxa"/>
-          </w:tcPr>
-          <w:p>
-            <w:pPr>
-              <w:cnfStyle w:val="000000000000" w:firstRow="0" w:lastRow="0" w:firstColumn="0" w:lastColumn="0" w:oddVBand="0" w:evenVBand="0" w:oddHBand="0" w:evenHBand="0" w:firstRowFirstColumn="0" w:firstRowLastColumn="0" w:lastRowFirstColumn="0" w:lastRowLastColumn="0"/>
-            </w:pPr>
-          </w:p>
-        </w:tc>
-      </w:tr>
-      <w:tr>
-        <w:trPr>
-          <w:cnfStyle w:val="000000100000" w:firstRow="0" w:lastRow="0" w:firstColumn="0" w:lastColumn="0" w:oddVBand="0" w:evenVBand="0" w:oddHBand="1" w:evenHBand="0" w:firstRowFirstColumn="0" w:firstRowLastColumn="0" w:lastRowFirstColumn="0" w:lastRowLastColumn="0"/>
-          <w:trHeight w:val="367"/>
-        </w:trPr>
-        <w:tc>
-          <w:tcPr>
-            <w:cnfStyle w:val="001000000000" w:firstRow="0" w:lastRow="0" w:firstColumn="1" w:lastColumn="0" w:oddVBand="0" w:evenVBand="0" w:oddHBand="0" w:evenHBand="0" w:firstRowFirstColumn="0" w:firstRowLastColumn="0" w:lastRowFirstColumn="0" w:lastRowLastColumn="0"/>
-            <w:tcW w:w="1002" w:type="dxa"/>
-          </w:tcPr>
-          <w:p>
-            <w:r>
-              <w:rPr>
-                <w:rFonts w:hint="eastAsia"/>
-              </w:rPr>
-              <w:t>王艺婷</w:t>
-            </w:r>
-          </w:p>
-        </w:tc>
-        <w:tc>
-          <w:tcPr>
-            <w:tcW w:w="949" w:type="dxa"/>
-          </w:tcPr>
-          <w:p>
-            <w:pPr>
-              <w:cnfStyle w:val="000000100000" w:firstRow="0" w:lastRow="0" w:firstColumn="0" w:lastColumn="0" w:oddVBand="0" w:evenVBand="0" w:oddHBand="1" w:evenHBand="0" w:firstRowFirstColumn="0" w:firstRowLastColumn="0" w:lastRowFirstColumn="0" w:lastRowLastColumn="0"/>
-            </w:pPr>
-            <w:r>
-              <w:rPr>
-                <w:rFonts w:hint="eastAsia"/>
-              </w:rPr>
-              <w:t>上午：</w:t>
-            </w:r>
-          </w:p>
-          <w:p>
-            <w:pPr>
-              <w:cnfStyle w:val="000000100000" w:firstRow="0" w:lastRow="0" w:firstColumn="0" w:lastColumn="0" w:oddVBand="0" w:evenVBand="0" w:oddHBand="1" w:evenHBand="0" w:firstRowFirstColumn="0" w:firstRowLastColumn="0" w:lastRowFirstColumn="0" w:lastRowLastColumn="0"/>
-              <w:rPr>
-                <w:rFonts w:hint="eastAsia"/>
-              </w:rPr>
-            </w:pPr>
-            <w:r>
-              <w:rPr>
-                <w:rFonts w:hint="eastAsia"/>
-              </w:rPr>
-              <w:t>下午：</w:t>
-            </w:r>
-          </w:p>
-        </w:tc>
-        <w:tc>
-          <w:tcPr>
-            <w:tcW w:w="1059" w:type="dxa"/>
-          </w:tcPr>
-          <w:p>
-            <w:pPr>
-              <w:cnfStyle w:val="000000100000" w:firstRow="0" w:lastRow="0" w:firstColumn="0" w:lastColumn="0" w:oddVBand="0" w:evenVBand="0" w:oddHBand="1" w:evenHBand="0" w:firstRowFirstColumn="0" w:firstRowLastColumn="0" w:lastRowFirstColumn="0" w:lastRowLastColumn="0"/>
-            </w:pPr>
-            <w:r>
-              <w:rPr>
-                <w:rFonts w:hint="eastAsia"/>
-              </w:rPr>
-              <w:t>上午:</w:t>
-            </w:r>
-          </w:p>
-          <w:p>
-            <w:pPr>
-              <w:cnfStyle w:val="000000100000" w:firstRow="0" w:lastRow="0" w:firstColumn="0" w:lastColumn="0" w:oddVBand="0" w:evenVBand="0" w:oddHBand="1" w:evenHBand="0" w:firstRowFirstColumn="0" w:firstRowLastColumn="0" w:lastRowFirstColumn="0" w:lastRowLastColumn="0"/>
-            </w:pPr>
-            <w:r>
-              <w:rPr>
-                <w:rFonts w:hint="eastAsia"/>
-              </w:rPr>
-              <w:t>下午:</w:t>
-            </w:r>
-          </w:p>
-        </w:tc>
-        <w:tc>
-          <w:tcPr>
-            <w:tcW w:w="1059" w:type="dxa"/>
-          </w:tcPr>
-          <w:p>
-            <w:pPr>
-              <w:cnfStyle w:val="000000100000" w:firstRow="0" w:lastRow="0" w:firstColumn="0" w:lastColumn="0" w:oddVBand="0" w:evenVBand="0" w:oddHBand="1" w:evenHBand="0" w:firstRowFirstColumn="0" w:firstRowLastColumn="0" w:lastRowFirstColumn="0" w:lastRowLastColumn="0"/>
-            </w:pPr>
-            <w:r>
-              <w:rPr>
-                <w:rFonts w:hint="eastAsia"/>
-              </w:rPr>
-              <w:t>下午：</w:t>
-            </w:r>
-          </w:p>
-        </w:tc>
-        <w:tc>
-          <w:tcPr>
-            <w:tcW w:w="1059" w:type="dxa"/>
-          </w:tcPr>
-          <w:p>
-            <w:pPr>
-              <w:cnfStyle w:val="000000100000" w:firstRow="0" w:lastRow="0" w:firstColumn="0" w:lastColumn="0" w:oddVBand="0" w:evenVBand="0" w:oddHBand="1" w:evenHBand="0" w:firstRowFirstColumn="0" w:firstRowLastColumn="0" w:lastRowFirstColumn="0" w:lastRowLastColumn="0"/>
-            </w:pPr>
-            <w:r>
-              <w:rPr>
-                <w:rFonts w:hint="eastAsia"/>
-              </w:rPr>
-              <w:t>下午：</w:t>
-            </w:r>
-          </w:p>
-        </w:tc>
-        <w:tc>
-          <w:tcPr>
-            <w:tcW w:w="1059" w:type="dxa"/>
-          </w:tcPr>
-          <w:p>
-            <w:pPr>
-              <w:cnfStyle w:val="000000100000" w:firstRow="0" w:lastRow="0" w:firstColumn="0" w:lastColumn="0" w:oddVBand="0" w:evenVBand="0" w:oddHBand="1" w:evenHBand="0" w:firstRowFirstColumn="0" w:firstRowLastColumn="0" w:lastRowFirstColumn="0" w:lastRowLastColumn="0"/>
-            </w:pPr>
-            <w:r>
-              <w:rPr>
-                <w:rFonts w:hint="eastAsia"/>
-              </w:rPr>
-              <w:t>下午：</w:t>
-            </w:r>
-          </w:p>
-        </w:tc>
-        <w:tc>
-          <w:tcPr>
-            <w:tcW w:w="1059" w:type="dxa"/>
-          </w:tcPr>
-          <w:p>
-            <w:pPr>
-              <w:cnfStyle w:val="000000100000" w:firstRow="0" w:lastRow="0" w:firstColumn="0" w:lastColumn="0" w:oddVBand="0" w:evenVBand="0" w:oddHBand="1" w:evenHBand="0" w:firstRowFirstColumn="0" w:firstRowLastColumn="0" w:lastRowFirstColumn="0" w:lastRowLastColumn="0"/>
-            </w:pPr>
-            <w:r>
-              <w:rPr>
-                <w:rFonts w:hint="eastAsia"/>
-              </w:rPr>
-              <w:t>下午：</w:t>
-            </w:r>
-          </w:p>
-        </w:tc>
-        <w:tc>
-          <w:tcPr>
-            <w:tcW w:w="1060" w:type="dxa"/>
-          </w:tcPr>
-          <w:p>
-            <w:pPr>
-              <w:cnfStyle w:val="000000100000" w:firstRow="0" w:lastRow="0" w:firstColumn="0" w:lastColumn="0" w:oddVBand="0" w:evenVBand="0" w:oddHBand="1" w:evenHBand="0" w:firstRowFirstColumn="0" w:firstRowLastColumn="0" w:lastRowFirstColumn="0" w:lastRowLastColumn="0"/>
-            </w:pPr>
-          </w:p>
-        </w:tc>
-      </w:tr>
-    </w:tbl>
-    <w:p/>
     <w:sectPr>
-      <w:pgSz w:w="11906" w:h="16838"/>
-      <w:pgMar w:top="1440" w:right="1800" w:bottom="1440" w:left="1800" w:header="851" w:footer="992" w:gutter="0"/>
+      <w:pgSz w:w="16838" w:h="11906" w:orient="landscape"/>
+      <w:pgMar w:top="1800" w:right="1440" w:bottom="1800" w:left="1440" w:header="851" w:footer="992" w:gutter="0"/>
       <w:cols w:space="425"/>
       <w:docGrid w:type="lines" w:linePitch="312"/>
     </w:sectPr>
